--- a/Scripts/documentation.docx
+++ b/Scripts/documentation.docx
@@ -4,1561 +4,6 @@
   <w:body>
     <w:p>
       <w:pPr>
-        <w:pStyle w:val="Heading2"/>
-        <w:spacing w:after="0" w:line="360" w:lineRule="auto"/>
-        <w:jc w:val="both"/>
-      </w:pPr>
-      <w:r>
-        <w:t xml:space="preserve"> </w:t>
-      </w:r>
-      <w:r>
-        <w:t>FINAL REPORT FORMAT</w:t>
-      </w:r>
-    </w:p>
-    <w:p>
-      <w:pPr>
-        <w:pStyle w:val="Heading2"/>
-        <w:spacing w:after="0" w:line="360" w:lineRule="auto"/>
-        <w:jc w:val="both"/>
-      </w:pPr>
-      <w:r>
-        <w:t>Contents</w:t>
-      </w:r>
-    </w:p>
-    <w:p>
-      <w:pPr>
-        <w:pStyle w:val="ListParagraph"/>
-        <w:spacing w:after="0" w:line="360" w:lineRule="auto"/>
-        <w:ind w:left="1440"/>
-        <w:jc w:val="both"/>
-        <w:rPr>
-          <w:rFonts w:cs="Times New Roman"/>
-          <w:szCs w:val="24"/>
-        </w:rPr>
-      </w:pPr>
-      <w:r>
-        <w:rPr>
-          <w:rFonts w:cs="Times New Roman"/>
-          <w:szCs w:val="24"/>
-        </w:rPr>
-        <w:t>Title Page</w:t>
-      </w:r>
-    </w:p>
-    <w:p>
-      <w:pPr>
-        <w:pStyle w:val="ListParagraph"/>
-        <w:spacing w:after="0" w:line="360" w:lineRule="auto"/>
-        <w:ind w:left="1440"/>
-        <w:jc w:val="both"/>
-        <w:rPr>
-          <w:rFonts w:cs="Times New Roman"/>
-          <w:szCs w:val="24"/>
-        </w:rPr>
-      </w:pPr>
-      <w:r>
-        <w:rPr>
-          <w:rFonts w:cs="Times New Roman"/>
-          <w:szCs w:val="24"/>
-        </w:rPr>
-        <w:t>Acknowledgement</w:t>
-      </w:r>
-    </w:p>
-    <w:p>
-      <w:pPr>
-        <w:pStyle w:val="ListParagraph"/>
-        <w:spacing w:after="0" w:line="360" w:lineRule="auto"/>
-        <w:ind w:left="1440"/>
-        <w:jc w:val="both"/>
-        <w:rPr>
-          <w:rFonts w:cs="Times New Roman"/>
-          <w:szCs w:val="24"/>
-        </w:rPr>
-      </w:pPr>
-      <w:r>
-        <w:rPr>
-          <w:rFonts w:cs="Times New Roman"/>
-          <w:szCs w:val="24"/>
-        </w:rPr>
-        <w:t>Declaration and Recommendation</w:t>
-      </w:r>
-    </w:p>
-    <w:p>
-      <w:pPr>
-        <w:pStyle w:val="ListParagraph"/>
-        <w:spacing w:after="0" w:line="360" w:lineRule="auto"/>
-        <w:ind w:left="1440"/>
-        <w:jc w:val="both"/>
-        <w:rPr>
-          <w:rFonts w:cs="Times New Roman"/>
-          <w:szCs w:val="24"/>
-        </w:rPr>
-      </w:pPr>
-      <w:r>
-        <w:rPr>
-          <w:rFonts w:cs="Times New Roman"/>
-          <w:szCs w:val="24"/>
-        </w:rPr>
-        <w:t>Letter of Approval</w:t>
-      </w:r>
-    </w:p>
-    <w:p>
-      <w:pPr>
-        <w:pStyle w:val="ListParagraph"/>
-        <w:spacing w:after="0" w:line="360" w:lineRule="auto"/>
-        <w:ind w:left="1440"/>
-        <w:jc w:val="both"/>
-        <w:rPr>
-          <w:rFonts w:cs="Times New Roman"/>
-          <w:szCs w:val="24"/>
-        </w:rPr>
-      </w:pPr>
-      <w:r>
-        <w:rPr>
-          <w:rFonts w:cs="Times New Roman"/>
-          <w:szCs w:val="24"/>
-        </w:rPr>
-        <w:t>Abstract</w:t>
-      </w:r>
-    </w:p>
-    <w:p>
-      <w:pPr>
-        <w:pStyle w:val="ListParagraph"/>
-        <w:spacing w:after="0" w:line="360" w:lineRule="auto"/>
-        <w:ind w:left="1440"/>
-        <w:jc w:val="both"/>
-        <w:rPr>
-          <w:rFonts w:cs="Times New Roman"/>
-          <w:szCs w:val="24"/>
-        </w:rPr>
-      </w:pPr>
-      <w:r>
-        <w:rPr>
-          <w:rFonts w:cs="Times New Roman"/>
-          <w:szCs w:val="24"/>
-        </w:rPr>
-        <w:t>Table of Contents</w:t>
-      </w:r>
-    </w:p>
-    <w:p>
-      <w:pPr>
-        <w:pStyle w:val="ListParagraph"/>
-        <w:spacing w:after="0" w:line="360" w:lineRule="auto"/>
-        <w:ind w:left="1440"/>
-        <w:jc w:val="both"/>
-        <w:rPr>
-          <w:rFonts w:cs="Times New Roman"/>
-          <w:szCs w:val="24"/>
-        </w:rPr>
-      </w:pPr>
-      <w:r>
-        <w:rPr>
-          <w:rFonts w:cs="Times New Roman"/>
-          <w:szCs w:val="24"/>
-        </w:rPr>
-        <w:t>List of Tables</w:t>
-      </w:r>
-    </w:p>
-    <w:p>
-      <w:pPr>
-        <w:pStyle w:val="ListParagraph"/>
-        <w:spacing w:after="0" w:line="360" w:lineRule="auto"/>
-        <w:ind w:left="1440"/>
-        <w:jc w:val="both"/>
-        <w:rPr>
-          <w:rFonts w:cs="Times New Roman"/>
-          <w:szCs w:val="24"/>
-        </w:rPr>
-      </w:pPr>
-      <w:r>
-        <w:rPr>
-          <w:rFonts w:cs="Times New Roman"/>
-          <w:szCs w:val="24"/>
-        </w:rPr>
-        <w:t>List of Figures</w:t>
-      </w:r>
-    </w:p>
-    <w:p>
-      <w:pPr>
-        <w:pStyle w:val="ListParagraph"/>
-        <w:spacing w:after="0" w:line="360" w:lineRule="auto"/>
-        <w:ind w:left="1440"/>
-        <w:jc w:val="both"/>
-        <w:rPr>
-          <w:rFonts w:cs="Times New Roman"/>
-          <w:szCs w:val="24"/>
-        </w:rPr>
-      </w:pPr>
-      <w:r>
-        <w:rPr>
-          <w:rFonts w:cs="Times New Roman"/>
-          <w:szCs w:val="24"/>
-        </w:rPr>
-        <w:t>Abbreviations</w:t>
-      </w:r>
-    </w:p>
-    <w:p>
-      <w:pPr>
-        <w:pStyle w:val="ListParagraph"/>
-        <w:numPr>
-          <w:ilvl w:val="0"/>
-          <w:numId w:val="8"/>
-        </w:numPr>
-        <w:spacing w:after="0" w:line="360" w:lineRule="auto"/>
-        <w:jc w:val="both"/>
-        <w:rPr>
-          <w:rFonts w:cs="Times New Roman"/>
-          <w:szCs w:val="24"/>
-        </w:rPr>
-      </w:pPr>
-      <w:r>
-        <w:rPr>
-          <w:rFonts w:cs="Times New Roman"/>
-          <w:szCs w:val="24"/>
-        </w:rPr>
-        <w:t>Introduction</w:t>
-      </w:r>
-    </w:p>
-    <w:p>
-      <w:pPr>
-        <w:pStyle w:val="ListParagraph"/>
-        <w:numPr>
-          <w:ilvl w:val="0"/>
-          <w:numId w:val="8"/>
-        </w:numPr>
-        <w:spacing w:after="0" w:line="360" w:lineRule="auto"/>
-        <w:jc w:val="both"/>
-        <w:rPr>
-          <w:rFonts w:cs="Times New Roman"/>
-          <w:szCs w:val="24"/>
-        </w:rPr>
-      </w:pPr>
-      <w:r>
-        <w:rPr>
-          <w:rFonts w:cs="Times New Roman"/>
-          <w:szCs w:val="24"/>
-        </w:rPr>
-        <w:t>Problem Statement</w:t>
-      </w:r>
-    </w:p>
-    <w:p>
-      <w:pPr>
-        <w:pStyle w:val="ListParagraph"/>
-        <w:numPr>
-          <w:ilvl w:val="0"/>
-          <w:numId w:val="8"/>
-        </w:numPr>
-        <w:spacing w:after="0" w:line="360" w:lineRule="auto"/>
-        <w:jc w:val="both"/>
-        <w:rPr>
-          <w:rFonts w:cs="Times New Roman"/>
-          <w:szCs w:val="24"/>
-        </w:rPr>
-      </w:pPr>
-      <w:r>
-        <w:rPr>
-          <w:rFonts w:cs="Times New Roman"/>
-          <w:szCs w:val="24"/>
-        </w:rPr>
-        <w:t>Objectives</w:t>
-      </w:r>
-    </w:p>
-    <w:p>
-      <w:pPr>
-        <w:pStyle w:val="ListParagraph"/>
-        <w:numPr>
-          <w:ilvl w:val="0"/>
-          <w:numId w:val="8"/>
-        </w:numPr>
-        <w:spacing w:after="0" w:line="360" w:lineRule="auto"/>
-        <w:jc w:val="both"/>
-        <w:rPr>
-          <w:rFonts w:cs="Times New Roman"/>
-          <w:szCs w:val="24"/>
-        </w:rPr>
-      </w:pPr>
-      <w:r>
-        <w:rPr>
-          <w:rFonts w:cs="Times New Roman"/>
-          <w:szCs w:val="24"/>
-        </w:rPr>
-        <w:t>Background Study</w:t>
-      </w:r>
-    </w:p>
-    <w:p>
-      <w:pPr>
-        <w:pStyle w:val="ListParagraph"/>
-        <w:numPr>
-          <w:ilvl w:val="0"/>
-          <w:numId w:val="8"/>
-        </w:numPr>
-        <w:spacing w:after="0" w:line="360" w:lineRule="auto"/>
-        <w:jc w:val="both"/>
-        <w:rPr>
-          <w:rFonts w:cs="Times New Roman"/>
-          <w:szCs w:val="24"/>
-        </w:rPr>
-      </w:pPr>
-      <w:r>
-        <w:rPr>
-          <w:rFonts w:cs="Times New Roman"/>
-          <w:szCs w:val="24"/>
-        </w:rPr>
-        <w:t>Requirement Document</w:t>
-      </w:r>
-    </w:p>
-    <w:p>
-      <w:pPr>
-        <w:pStyle w:val="ListParagraph"/>
-        <w:numPr>
-          <w:ilvl w:val="0"/>
-          <w:numId w:val="8"/>
-        </w:numPr>
-        <w:spacing w:after="0" w:line="360" w:lineRule="auto"/>
-        <w:jc w:val="both"/>
-        <w:rPr>
-          <w:rFonts w:cs="Times New Roman"/>
-          <w:szCs w:val="24"/>
-        </w:rPr>
-      </w:pPr>
-      <w:r>
-        <w:rPr>
-          <w:rFonts w:cs="Times New Roman"/>
-          <w:szCs w:val="24"/>
-        </w:rPr>
-        <w:t xml:space="preserve">System Design </w:t>
-      </w:r>
-    </w:p>
-    <w:p>
-      <w:pPr>
-        <w:pStyle w:val="ListParagraph"/>
-        <w:numPr>
-          <w:ilvl w:val="0"/>
-          <w:numId w:val="8"/>
-        </w:numPr>
-        <w:spacing w:after="0" w:line="360" w:lineRule="auto"/>
-        <w:jc w:val="both"/>
-        <w:rPr>
-          <w:rFonts w:cs="Times New Roman"/>
-          <w:szCs w:val="24"/>
-        </w:rPr>
-      </w:pPr>
-      <w:r>
-        <w:rPr>
-          <w:rFonts w:cs="Times New Roman"/>
-          <w:szCs w:val="24"/>
-        </w:rPr>
-        <w:t>Development</w:t>
-      </w:r>
-    </w:p>
-    <w:p>
-      <w:pPr>
-        <w:pStyle w:val="ListParagraph"/>
-        <w:numPr>
-          <w:ilvl w:val="0"/>
-          <w:numId w:val="8"/>
-        </w:numPr>
-        <w:spacing w:after="0" w:line="360" w:lineRule="auto"/>
-        <w:jc w:val="both"/>
-        <w:rPr>
-          <w:rFonts w:cs="Times New Roman"/>
-          <w:szCs w:val="24"/>
-        </w:rPr>
-      </w:pPr>
-      <w:r>
-        <w:rPr>
-          <w:rFonts w:cs="Times New Roman"/>
-          <w:szCs w:val="24"/>
-        </w:rPr>
-        <w:t>Testing</w:t>
-      </w:r>
-    </w:p>
-    <w:p>
-      <w:pPr>
-        <w:pStyle w:val="ListParagraph"/>
-        <w:numPr>
-          <w:ilvl w:val="0"/>
-          <w:numId w:val="8"/>
-        </w:numPr>
-        <w:spacing w:after="0" w:line="360" w:lineRule="auto"/>
-        <w:jc w:val="both"/>
-        <w:rPr>
-          <w:rFonts w:cs="Times New Roman"/>
-          <w:szCs w:val="24"/>
-        </w:rPr>
-      </w:pPr>
-      <w:r>
-        <w:rPr>
-          <w:rFonts w:cs="Times New Roman"/>
-          <w:szCs w:val="24"/>
-        </w:rPr>
-        <w:t>Project Result (Should supplement this topic with a Demo)</w:t>
-      </w:r>
-    </w:p>
-    <w:p>
-      <w:pPr>
-        <w:pStyle w:val="ListParagraph"/>
-        <w:numPr>
-          <w:ilvl w:val="0"/>
-          <w:numId w:val="8"/>
-        </w:numPr>
-        <w:spacing w:after="0" w:line="360" w:lineRule="auto"/>
-        <w:jc w:val="both"/>
-        <w:rPr>
-          <w:rFonts w:cs="Times New Roman"/>
-          <w:szCs w:val="24"/>
-        </w:rPr>
-      </w:pPr>
-      <w:r>
-        <w:rPr>
-          <w:rFonts w:cs="Times New Roman"/>
-          <w:szCs w:val="24"/>
-        </w:rPr>
-        <w:t>Future Enhancements</w:t>
-      </w:r>
-    </w:p>
-    <w:p>
-      <w:pPr>
-        <w:pStyle w:val="ListParagraph"/>
-        <w:numPr>
-          <w:ilvl w:val="0"/>
-          <w:numId w:val="8"/>
-        </w:numPr>
-        <w:spacing w:after="0" w:line="360" w:lineRule="auto"/>
-        <w:jc w:val="both"/>
-        <w:rPr>
-          <w:rFonts w:cs="Times New Roman"/>
-          <w:szCs w:val="24"/>
-        </w:rPr>
-      </w:pPr>
-      <w:r>
-        <w:rPr>
-          <w:rFonts w:cs="Times New Roman"/>
-          <w:szCs w:val="24"/>
-        </w:rPr>
-        <w:t>Conclusion</w:t>
-      </w:r>
-    </w:p>
-    <w:p>
-      <w:pPr>
-        <w:pStyle w:val="ListParagraph"/>
-        <w:numPr>
-          <w:ilvl w:val="0"/>
-          <w:numId w:val="8"/>
-        </w:numPr>
-        <w:spacing w:after="0" w:line="360" w:lineRule="auto"/>
-        <w:jc w:val="both"/>
-        <w:rPr>
-          <w:rFonts w:cs="Times New Roman"/>
-          <w:szCs w:val="24"/>
-        </w:rPr>
-      </w:pPr>
-      <w:r>
-        <w:rPr>
-          <w:rFonts w:cs="Times New Roman"/>
-          <w:szCs w:val="24"/>
-        </w:rPr>
-        <w:t>Annex</w:t>
-      </w:r>
-    </w:p>
-    <w:p>
-      <w:pPr>
-        <w:pStyle w:val="Heading1"/>
-        <w:spacing w:after="0" w:line="360" w:lineRule="auto"/>
-        <w:jc w:val="both"/>
-      </w:pPr>
-      <w:r>
-        <w:t>4. Formatting Guidelines</w:t>
-      </w:r>
-    </w:p>
-    <w:p>
-      <w:pPr>
-        <w:pStyle w:val="Heading2"/>
-        <w:spacing w:after="0" w:line="360" w:lineRule="auto"/>
-        <w:jc w:val="both"/>
-      </w:pPr>
-      <w:bookmarkStart w:id="0" w:name="_Toc265989753"/>
-      <w:r>
-        <w:t>4.1 Paper</w:t>
-      </w:r>
-      <w:bookmarkEnd w:id="0"/>
-    </w:p>
-    <w:p>
-      <w:pPr>
-        <w:spacing w:after="0" w:line="360" w:lineRule="auto"/>
-        <w:jc w:val="both"/>
-        <w:rPr>
-          <w:rFonts w:cs="Times New Roman"/>
-          <w:szCs w:val="24"/>
-        </w:rPr>
-      </w:pPr>
-      <w:r>
-        <w:rPr>
-          <w:rFonts w:cs="Times New Roman"/>
-          <w:szCs w:val="24"/>
-        </w:rPr>
-        <w:t>Use A4 size white paper and print only on single side of the paper.</w:t>
-      </w:r>
-    </w:p>
-    <w:p>
-      <w:pPr>
-        <w:pStyle w:val="Heading2"/>
-        <w:spacing w:after="0" w:line="360" w:lineRule="auto"/>
-        <w:jc w:val="both"/>
-      </w:pPr>
-      <w:bookmarkStart w:id="1" w:name="_Toc265989754"/>
-      <w:r>
-        <w:t>4.2 Length of the Report</w:t>
-      </w:r>
-      <w:bookmarkEnd w:id="1"/>
-    </w:p>
-    <w:p>
-      <w:pPr>
-        <w:spacing w:after="0" w:line="360" w:lineRule="auto"/>
-        <w:jc w:val="both"/>
-        <w:rPr>
-          <w:rFonts w:cs="Times New Roman"/>
-          <w:szCs w:val="24"/>
-        </w:rPr>
-      </w:pPr>
-      <w:r>
-        <w:rPr>
-          <w:rFonts w:cs="Times New Roman"/>
-          <w:szCs w:val="24"/>
-        </w:rPr>
-        <w:t>It depends on the nature of the project. The valid length is under the jurisdiction of the supervisor and the department.</w:t>
-      </w:r>
-    </w:p>
-    <w:p>
-      <w:pPr>
-        <w:pStyle w:val="Heading2"/>
-        <w:spacing w:after="0" w:line="360" w:lineRule="auto"/>
-        <w:jc w:val="both"/>
-      </w:pPr>
-      <w:bookmarkStart w:id="2" w:name="_Toc265989755"/>
-      <w:r>
-        <w:lastRenderedPageBreak/>
-        <w:t>4.3 Margins</w:t>
-      </w:r>
-      <w:bookmarkEnd w:id="2"/>
-    </w:p>
-    <w:p>
-      <w:pPr>
-        <w:spacing w:after="0" w:line="360" w:lineRule="auto"/>
-        <w:jc w:val="both"/>
-        <w:rPr>
-          <w:rFonts w:cs="Times New Roman"/>
-          <w:szCs w:val="24"/>
-        </w:rPr>
-      </w:pPr>
-      <w:r>
-        <w:rPr>
-          <w:rFonts w:cs="Times New Roman"/>
-          <w:szCs w:val="24"/>
-        </w:rPr>
-        <w:t xml:space="preserve">Left side: </w:t>
-      </w:r>
-      <w:proofErr w:type="gramStart"/>
-      <w:r>
-        <w:rPr>
-          <w:rFonts w:cs="Times New Roman"/>
-          <w:szCs w:val="24"/>
-        </w:rPr>
-        <w:t>1.5 inch</w:t>
-      </w:r>
-      <w:proofErr w:type="gramEnd"/>
-      <w:r>
-        <w:rPr>
-          <w:rFonts w:cs="Times New Roman"/>
-          <w:szCs w:val="24"/>
-        </w:rPr>
-        <w:t>, Right side: 1 inch, Bottom: 1 inch, Top: 1 inch</w:t>
-      </w:r>
-    </w:p>
-    <w:p>
-      <w:pPr>
-        <w:pStyle w:val="Heading2"/>
-        <w:spacing w:after="0" w:line="360" w:lineRule="auto"/>
-        <w:jc w:val="both"/>
-      </w:pPr>
-      <w:bookmarkStart w:id="3" w:name="_Toc265989756"/>
-      <w:r>
-        <w:t>4.4 Font</w:t>
-      </w:r>
-      <w:bookmarkEnd w:id="3"/>
-    </w:p>
-    <w:p>
-      <w:pPr>
-        <w:spacing w:after="0" w:line="360" w:lineRule="auto"/>
-        <w:jc w:val="both"/>
-        <w:rPr>
-          <w:rFonts w:cs="Times New Roman"/>
-          <w:szCs w:val="24"/>
-        </w:rPr>
-      </w:pPr>
-      <w:r>
-        <w:rPr>
-          <w:rFonts w:cs="Times New Roman"/>
-          <w:szCs w:val="24"/>
-        </w:rPr>
-        <w:t>Times New Roman, Black</w:t>
-      </w:r>
-    </w:p>
-    <w:p>
-      <w:pPr>
-        <w:pStyle w:val="Heading2"/>
-        <w:spacing w:after="0" w:line="360" w:lineRule="auto"/>
-        <w:jc w:val="both"/>
-      </w:pPr>
-      <w:bookmarkStart w:id="4" w:name="_Toc265989757"/>
-      <w:r>
-        <w:t>4.5 Font Size</w:t>
-      </w:r>
-      <w:bookmarkEnd w:id="4"/>
-    </w:p>
-    <w:p>
-      <w:pPr>
-        <w:spacing w:after="0" w:line="360" w:lineRule="auto"/>
-        <w:jc w:val="both"/>
-        <w:rPr>
-          <w:rFonts w:cs="Times New Roman"/>
-          <w:szCs w:val="24"/>
-        </w:rPr>
-      </w:pPr>
-      <w:r>
-        <w:rPr>
-          <w:rFonts w:cs="Times New Roman"/>
-          <w:szCs w:val="24"/>
-        </w:rPr>
-        <w:t xml:space="preserve">Heading 1: 16, Bold, </w:t>
-      </w:r>
-      <w:r>
-        <w:rPr>
-          <w:rFonts w:cs="Times New Roman"/>
-          <w:szCs w:val="24"/>
-        </w:rPr>
-        <w:t xml:space="preserve">Space Before:  12 pt, After:  12 pt, </w:t>
-      </w:r>
-      <w:proofErr w:type="gramStart"/>
-      <w:r>
-        <w:rPr>
-          <w:rFonts w:cs="Times New Roman"/>
-          <w:szCs w:val="24"/>
-        </w:rPr>
-        <w:t>Keep</w:t>
-      </w:r>
-      <w:proofErr w:type="gramEnd"/>
-      <w:r>
-        <w:rPr>
-          <w:rFonts w:cs="Times New Roman"/>
-          <w:szCs w:val="24"/>
-        </w:rPr>
-        <w:t xml:space="preserve"> with next, </w:t>
-      </w:r>
-      <w:proofErr w:type="gramStart"/>
-      <w:r>
-        <w:rPr>
-          <w:rFonts w:cs="Times New Roman"/>
-          <w:szCs w:val="24"/>
-        </w:rPr>
-        <w:t>Keep</w:t>
-      </w:r>
-      <w:proofErr w:type="gramEnd"/>
-      <w:r>
-        <w:rPr>
-          <w:rFonts w:cs="Times New Roman"/>
-          <w:szCs w:val="24"/>
-        </w:rPr>
-        <w:t xml:space="preserve"> lines together</w:t>
-      </w:r>
-      <w:r>
-        <w:rPr>
-          <w:rFonts w:cs="Times New Roman"/>
-          <w:szCs w:val="24"/>
-        </w:rPr>
-        <w:t xml:space="preserve">, </w:t>
-      </w:r>
-      <w:proofErr w:type="gramStart"/>
-      <w:r>
-        <w:rPr>
-          <w:rFonts w:cs="Times New Roman"/>
-          <w:szCs w:val="24"/>
-        </w:rPr>
-        <w:t>Every</w:t>
-      </w:r>
-      <w:proofErr w:type="gramEnd"/>
-      <w:r>
-        <w:rPr>
-          <w:rFonts w:cs="Times New Roman"/>
-          <w:szCs w:val="24"/>
-        </w:rPr>
-        <w:t xml:space="preserve"> context word should start with Uppercase, </w:t>
-      </w:r>
-    </w:p>
-    <w:p>
-      <w:pPr>
-        <w:spacing w:after="0" w:line="360" w:lineRule="auto"/>
-        <w:jc w:val="both"/>
-        <w:rPr>
-          <w:rFonts w:cs="Times New Roman"/>
-          <w:szCs w:val="24"/>
-        </w:rPr>
-      </w:pPr>
-      <w:r>
-        <w:rPr>
-          <w:rFonts w:cs="Times New Roman"/>
-          <w:szCs w:val="24"/>
-        </w:rPr>
-        <w:t xml:space="preserve">Heading 2: 14, Bold, </w:t>
-      </w:r>
-      <w:r>
-        <w:rPr>
-          <w:rFonts w:cs="Times New Roman"/>
-          <w:szCs w:val="24"/>
-        </w:rPr>
-        <w:t xml:space="preserve">Space Before:  12 pt, After:  12 pt, </w:t>
-      </w:r>
-      <w:proofErr w:type="gramStart"/>
-      <w:r>
-        <w:rPr>
-          <w:rFonts w:cs="Times New Roman"/>
-          <w:szCs w:val="24"/>
-        </w:rPr>
-        <w:t>Keep</w:t>
-      </w:r>
-      <w:proofErr w:type="gramEnd"/>
-      <w:r>
-        <w:rPr>
-          <w:rFonts w:cs="Times New Roman"/>
-          <w:szCs w:val="24"/>
-        </w:rPr>
-        <w:t xml:space="preserve"> with next, </w:t>
-      </w:r>
-      <w:proofErr w:type="gramStart"/>
-      <w:r>
-        <w:rPr>
-          <w:rFonts w:cs="Times New Roman"/>
-          <w:szCs w:val="24"/>
-        </w:rPr>
-        <w:t>Keep</w:t>
-      </w:r>
-      <w:proofErr w:type="gramEnd"/>
-      <w:r>
-        <w:rPr>
-          <w:rFonts w:cs="Times New Roman"/>
-          <w:szCs w:val="24"/>
-        </w:rPr>
-        <w:t xml:space="preserve"> lines together</w:t>
-      </w:r>
-      <w:r>
-        <w:rPr>
-          <w:rFonts w:cs="Times New Roman"/>
-          <w:szCs w:val="24"/>
-        </w:rPr>
-        <w:t xml:space="preserve">, </w:t>
-      </w:r>
-      <w:proofErr w:type="gramStart"/>
-      <w:r>
-        <w:rPr>
-          <w:rFonts w:cs="Times New Roman"/>
-          <w:szCs w:val="24"/>
-        </w:rPr>
-        <w:t>Every</w:t>
-      </w:r>
-      <w:proofErr w:type="gramEnd"/>
-      <w:r>
-        <w:rPr>
-          <w:rFonts w:cs="Times New Roman"/>
-          <w:szCs w:val="24"/>
-        </w:rPr>
-        <w:t xml:space="preserve"> context word should start with Uppercase</w:t>
-      </w:r>
-    </w:p>
-    <w:p>
-      <w:pPr>
-        <w:spacing w:after="0" w:line="360" w:lineRule="auto"/>
-        <w:jc w:val="both"/>
-        <w:rPr>
-          <w:rFonts w:cs="Times New Roman"/>
-          <w:szCs w:val="24"/>
-        </w:rPr>
-      </w:pPr>
-      <w:r>
-        <w:rPr>
-          <w:rFonts w:cs="Times New Roman"/>
-          <w:szCs w:val="24"/>
-        </w:rPr>
-        <w:t xml:space="preserve">Heading 3: 12, Bold, </w:t>
-      </w:r>
-      <w:r>
-        <w:rPr>
-          <w:rFonts w:cs="Times New Roman"/>
-          <w:szCs w:val="24"/>
-        </w:rPr>
-        <w:t xml:space="preserve">Space Before:  6 pt, After:  6 pt, </w:t>
-      </w:r>
-      <w:proofErr w:type="gramStart"/>
-      <w:r>
-        <w:rPr>
-          <w:rFonts w:cs="Times New Roman"/>
-          <w:szCs w:val="24"/>
-        </w:rPr>
-        <w:t>Keep</w:t>
-      </w:r>
-      <w:proofErr w:type="gramEnd"/>
-      <w:r>
-        <w:rPr>
-          <w:rFonts w:cs="Times New Roman"/>
-          <w:szCs w:val="24"/>
-        </w:rPr>
-        <w:t xml:space="preserve"> with next, </w:t>
-      </w:r>
-      <w:proofErr w:type="gramStart"/>
-      <w:r>
-        <w:rPr>
-          <w:rFonts w:cs="Times New Roman"/>
-          <w:szCs w:val="24"/>
-        </w:rPr>
-        <w:t>Keep</w:t>
-      </w:r>
-      <w:proofErr w:type="gramEnd"/>
-      <w:r>
-        <w:rPr>
-          <w:rFonts w:cs="Times New Roman"/>
-          <w:szCs w:val="24"/>
-        </w:rPr>
-        <w:t xml:space="preserve"> lines </w:t>
-      </w:r>
-      <w:proofErr w:type="gramStart"/>
-      <w:r>
-        <w:rPr>
-          <w:rFonts w:cs="Times New Roman"/>
-          <w:szCs w:val="24"/>
-        </w:rPr>
-        <w:t xml:space="preserve">together </w:t>
-      </w:r>
-      <w:r>
-        <w:rPr>
-          <w:rFonts w:cs="Times New Roman"/>
-          <w:szCs w:val="24"/>
-        </w:rPr>
-        <w:t>,</w:t>
-      </w:r>
-      <w:proofErr w:type="gramEnd"/>
-      <w:r>
-        <w:rPr>
-          <w:rFonts w:cs="Times New Roman"/>
-          <w:szCs w:val="24"/>
-        </w:rPr>
-        <w:t xml:space="preserve"> </w:t>
-      </w:r>
-      <w:proofErr w:type="gramStart"/>
-      <w:r>
-        <w:rPr>
-          <w:rFonts w:cs="Times New Roman"/>
-          <w:szCs w:val="24"/>
-        </w:rPr>
-        <w:t>Every</w:t>
-      </w:r>
-      <w:proofErr w:type="gramEnd"/>
-      <w:r>
-        <w:rPr>
-          <w:rFonts w:cs="Times New Roman"/>
-          <w:szCs w:val="24"/>
-        </w:rPr>
-        <w:t xml:space="preserve"> context word should start with Uppercase</w:t>
-      </w:r>
-    </w:p>
-    <w:p>
-      <w:pPr>
-        <w:spacing w:after="0" w:line="360" w:lineRule="auto"/>
-        <w:jc w:val="both"/>
-        <w:rPr>
-          <w:rFonts w:cs="Times New Roman"/>
-          <w:szCs w:val="24"/>
-        </w:rPr>
-      </w:pPr>
-      <w:r>
-        <w:rPr>
-          <w:rFonts w:cs="Times New Roman"/>
-          <w:szCs w:val="24"/>
-        </w:rPr>
-        <w:t xml:space="preserve">Heading 4: 12, Normal, </w:t>
-      </w:r>
-      <w:proofErr w:type="gramStart"/>
-      <w:r>
-        <w:rPr>
-          <w:rFonts w:cs="Times New Roman"/>
-          <w:szCs w:val="24"/>
-        </w:rPr>
-        <w:t>Every</w:t>
-      </w:r>
-      <w:proofErr w:type="gramEnd"/>
-      <w:r>
-        <w:rPr>
-          <w:rFonts w:cs="Times New Roman"/>
-          <w:szCs w:val="24"/>
-        </w:rPr>
-        <w:t xml:space="preserve"> context word should start with Uppercase</w:t>
-      </w:r>
-    </w:p>
-    <w:p>
-      <w:pPr>
-        <w:spacing w:after="0" w:line="360" w:lineRule="auto"/>
-        <w:jc w:val="both"/>
-        <w:rPr>
-          <w:rFonts w:cs="Times New Roman"/>
-          <w:szCs w:val="24"/>
-        </w:rPr>
-      </w:pPr>
-      <w:r>
-        <w:rPr>
-          <w:rFonts w:cs="Times New Roman"/>
-          <w:szCs w:val="24"/>
-        </w:rPr>
-        <w:t>Main Text: 12, Normal and Justified, Italics and Bold are permitted for emphasis as and when required.</w:t>
-      </w:r>
-    </w:p>
-    <w:p>
-      <w:pPr>
-        <w:pStyle w:val="Heading2"/>
-        <w:spacing w:after="0" w:line="360" w:lineRule="auto"/>
-        <w:jc w:val="both"/>
-      </w:pPr>
-      <w:bookmarkStart w:id="5" w:name="_Toc265989758"/>
-      <w:r>
-        <w:t>4.6 Line Spacing</w:t>
-      </w:r>
-      <w:bookmarkEnd w:id="5"/>
-    </w:p>
-    <w:p>
-      <w:pPr>
-        <w:spacing w:after="0" w:line="360" w:lineRule="auto"/>
-        <w:jc w:val="both"/>
-        <w:rPr>
-          <w:rFonts w:cs="Times New Roman"/>
-          <w:szCs w:val="24"/>
-        </w:rPr>
-      </w:pPr>
-      <w:r>
-        <w:rPr>
-          <w:rFonts w:cs="Times New Roman"/>
-          <w:szCs w:val="24"/>
-        </w:rPr>
-        <w:t>1.5 lines</w:t>
-      </w:r>
-    </w:p>
-    <w:p>
-      <w:pPr>
-        <w:pStyle w:val="Heading2"/>
-        <w:numPr>
-          <w:ilvl w:val="1"/>
-          <w:numId w:val="10"/>
-        </w:numPr>
-        <w:spacing w:after="0" w:line="360" w:lineRule="auto"/>
-        <w:jc w:val="both"/>
-      </w:pPr>
-      <w:bookmarkStart w:id="6" w:name="_Toc265989759"/>
-      <w:r>
-        <w:t>Paragraph</w:t>
-      </w:r>
-      <w:bookmarkEnd w:id="6"/>
-      <w:r>
-        <w:t xml:space="preserve"> </w:t>
-      </w:r>
-    </w:p>
-    <w:p>
-      <w:pPr>
-        <w:spacing w:after="0" w:line="360" w:lineRule="auto"/>
-        <w:jc w:val="both"/>
-        <w:rPr>
-          <w:rFonts w:cs="Times New Roman"/>
-          <w:szCs w:val="24"/>
-        </w:rPr>
-      </w:pPr>
-      <w:r>
-        <w:rPr>
-          <w:rFonts w:cs="Times New Roman"/>
-          <w:szCs w:val="24"/>
-        </w:rPr>
-        <w:t>N</w:t>
-      </w:r>
-      <w:r>
-        <w:rPr>
-          <w:rFonts w:cs="Times New Roman"/>
-          <w:szCs w:val="24"/>
-        </w:rPr>
-        <w:t xml:space="preserve">o indentation </w:t>
-      </w:r>
-    </w:p>
-    <w:p>
-      <w:pPr>
-        <w:pStyle w:val="Heading2"/>
-        <w:spacing w:after="0" w:line="360" w:lineRule="auto"/>
-        <w:jc w:val="both"/>
-      </w:pPr>
-      <w:bookmarkStart w:id="7" w:name="_Toc265989760"/>
-      <w:r>
-        <w:t>4.8. Page Number</w:t>
-      </w:r>
-      <w:bookmarkEnd w:id="7"/>
-    </w:p>
-    <w:p>
-      <w:pPr>
-        <w:spacing w:after="0" w:line="360" w:lineRule="auto"/>
-        <w:jc w:val="both"/>
-        <w:rPr>
-          <w:rFonts w:cs="Times New Roman"/>
-          <w:szCs w:val="24"/>
-        </w:rPr>
-      </w:pPr>
-      <w:r>
-        <w:rPr>
-          <w:rFonts w:cs="Times New Roman"/>
-          <w:szCs w:val="24"/>
-        </w:rPr>
-        <w:t>At the right of the page, Times New Roman, 10, Black, Normal</w:t>
-      </w:r>
-    </w:p>
-    <w:p>
-      <w:pPr>
-        <w:pStyle w:val="Heading2"/>
-        <w:spacing w:after="0" w:line="360" w:lineRule="auto"/>
-        <w:jc w:val="both"/>
-      </w:pPr>
-      <w:bookmarkStart w:id="8" w:name="_Toc265989761"/>
-      <w:r>
-        <w:t>4.9 Pagination</w:t>
-      </w:r>
-      <w:bookmarkEnd w:id="8"/>
-    </w:p>
-    <w:p>
-      <w:pPr>
-        <w:spacing w:after="0" w:line="360" w:lineRule="auto"/>
-        <w:jc w:val="both"/>
-        <w:rPr>
-          <w:rFonts w:cs="Times New Roman"/>
-          <w:szCs w:val="24"/>
-        </w:rPr>
-      </w:pPr>
-      <w:r>
-        <w:rPr>
-          <w:rFonts w:cs="Times New Roman"/>
-          <w:szCs w:val="24"/>
-        </w:rPr>
-        <w:t>Natural numbers (1,</w:t>
-      </w:r>
-      <w:proofErr w:type="gramStart"/>
-      <w:r>
-        <w:rPr>
-          <w:rFonts w:cs="Times New Roman"/>
-          <w:szCs w:val="24"/>
-        </w:rPr>
-        <w:t>2,3,…</w:t>
-      </w:r>
-      <w:proofErr w:type="gramEnd"/>
-      <w:r>
-        <w:rPr>
-          <w:rFonts w:cs="Times New Roman"/>
-          <w:szCs w:val="24"/>
-        </w:rPr>
-        <w:t>) from first page to end of the report including Annex. Roman numbering in the introductory pages like Acknowledgement, Table of Contents, List of Tables, List of Figures, and other if any.</w:t>
-      </w:r>
-    </w:p>
-    <w:p>
-      <w:pPr>
-        <w:pStyle w:val="Heading2"/>
-        <w:spacing w:after="0" w:line="360" w:lineRule="auto"/>
-        <w:jc w:val="both"/>
-      </w:pPr>
-      <w:bookmarkStart w:id="9" w:name="_Toc265989762"/>
-      <w:r>
-        <w:t xml:space="preserve">4.10 Table and Figure </w:t>
-      </w:r>
-      <w:proofErr w:type="spellStart"/>
-      <w:r>
-        <w:t>labeling</w:t>
-      </w:r>
-      <w:bookmarkEnd w:id="9"/>
-      <w:proofErr w:type="spellEnd"/>
-    </w:p>
-    <w:p>
-      <w:pPr>
-        <w:spacing w:after="0" w:line="360" w:lineRule="auto"/>
-        <w:jc w:val="both"/>
-        <w:rPr>
-          <w:rFonts w:cs="Times New Roman"/>
-          <w:szCs w:val="24"/>
-        </w:rPr>
-      </w:pPr>
-      <w:r>
-        <w:rPr>
-          <w:rFonts w:cs="Times New Roman"/>
-          <w:szCs w:val="24"/>
-        </w:rPr>
-        <w:t xml:space="preserve">Table Section </w:t>
-      </w:r>
-      <w:proofErr w:type="spellStart"/>
-      <w:proofErr w:type="gramStart"/>
-      <w:r>
-        <w:rPr>
-          <w:rFonts w:cs="Times New Roman"/>
-          <w:szCs w:val="24"/>
-        </w:rPr>
-        <w:t>No.Table</w:t>
-      </w:r>
-      <w:proofErr w:type="spellEnd"/>
-      <w:proofErr w:type="gramEnd"/>
-      <w:r>
-        <w:rPr>
-          <w:rFonts w:cs="Times New Roman"/>
-          <w:szCs w:val="24"/>
-        </w:rPr>
-        <w:t xml:space="preserve"> No – Table Name, Times New Roman, 10, Normal, </w:t>
-      </w:r>
-      <w:proofErr w:type="spellStart"/>
-      <w:r>
-        <w:rPr>
-          <w:rFonts w:cs="Times New Roman"/>
-          <w:szCs w:val="24"/>
-        </w:rPr>
-        <w:t>center</w:t>
-      </w:r>
-      <w:proofErr w:type="spellEnd"/>
-      <w:r>
-        <w:rPr>
-          <w:rFonts w:cs="Times New Roman"/>
-          <w:szCs w:val="24"/>
-        </w:rPr>
-        <w:t xml:space="preserve"> </w:t>
-      </w:r>
-    </w:p>
-    <w:p>
-      <w:pPr>
-        <w:spacing w:after="0" w:line="360" w:lineRule="auto"/>
-        <w:jc w:val="both"/>
-        <w:rPr>
-          <w:rFonts w:cs="Times New Roman"/>
-          <w:sz w:val="20"/>
-          <w:szCs w:val="20"/>
-        </w:rPr>
-      </w:pPr>
-      <w:r>
-        <w:rPr>
-          <w:rFonts w:cs="Times New Roman"/>
-          <w:szCs w:val="24"/>
-        </w:rPr>
-        <w:t>e.g.,</w:t>
-      </w:r>
-      <w:r>
-        <w:rPr>
-          <w:rFonts w:cs="Times New Roman"/>
-          <w:szCs w:val="24"/>
-        </w:rPr>
-        <w:t xml:space="preserve"> </w:t>
-      </w:r>
-      <w:r>
-        <w:rPr>
-          <w:rFonts w:cs="Times New Roman"/>
-          <w:sz w:val="20"/>
-          <w:szCs w:val="20"/>
-        </w:rPr>
-        <w:t xml:space="preserve">Table </w:t>
-      </w:r>
-      <w:r>
-        <w:rPr>
-          <w:rFonts w:cs="Times New Roman"/>
-          <w:sz w:val="20"/>
-          <w:szCs w:val="20"/>
-        </w:rPr>
-        <w:t>4.</w:t>
-      </w:r>
-      <w:r>
-        <w:rPr>
-          <w:rFonts w:cs="Times New Roman"/>
-          <w:sz w:val="20"/>
-          <w:szCs w:val="20"/>
-        </w:rPr>
-        <w:t>10</w:t>
-      </w:r>
-      <w:r>
-        <w:rPr>
-          <w:rFonts w:cs="Times New Roman"/>
-          <w:sz w:val="20"/>
-          <w:szCs w:val="20"/>
-        </w:rPr>
-        <w:t>.1- Table Naming Example</w:t>
-      </w:r>
-    </w:p>
-    <w:p>
-      <w:pPr>
-        <w:spacing w:after="0" w:line="360" w:lineRule="auto"/>
-        <w:jc w:val="both"/>
-        <w:rPr>
-          <w:rFonts w:cs="Times New Roman"/>
-          <w:szCs w:val="20"/>
-        </w:rPr>
-      </w:pPr>
-      <w:r>
-        <w:rPr>
-          <w:rFonts w:cs="Times New Roman"/>
-          <w:szCs w:val="20"/>
-        </w:rPr>
-        <w:t xml:space="preserve">Figure Section </w:t>
-      </w:r>
-      <w:proofErr w:type="spellStart"/>
-      <w:proofErr w:type="gramStart"/>
-      <w:r>
-        <w:rPr>
-          <w:rFonts w:cs="Times New Roman"/>
-          <w:szCs w:val="20"/>
-        </w:rPr>
-        <w:t>No.Figure</w:t>
-      </w:r>
-      <w:proofErr w:type="spellEnd"/>
-      <w:proofErr w:type="gramEnd"/>
-      <w:r>
-        <w:rPr>
-          <w:rFonts w:cs="Times New Roman"/>
-          <w:szCs w:val="20"/>
-        </w:rPr>
-        <w:t xml:space="preserve"> No – Figure Name, Times New Roman, 10, Normal</w:t>
-      </w:r>
-      <w:r>
-        <w:rPr>
-          <w:rFonts w:cs="Times New Roman"/>
-          <w:szCs w:val="20"/>
-        </w:rPr>
-        <w:t xml:space="preserve">, </w:t>
-      </w:r>
-      <w:proofErr w:type="spellStart"/>
-      <w:r>
-        <w:rPr>
-          <w:rFonts w:cs="Times New Roman"/>
-          <w:szCs w:val="20"/>
-        </w:rPr>
-        <w:t>center</w:t>
-      </w:r>
-      <w:proofErr w:type="spellEnd"/>
-    </w:p>
-    <w:p>
-      <w:pPr>
-        <w:spacing w:after="0" w:line="360" w:lineRule="auto"/>
-        <w:jc w:val="both"/>
-        <w:rPr>
-          <w:rFonts w:cs="Times New Roman"/>
-          <w:szCs w:val="20"/>
-        </w:rPr>
-      </w:pPr>
-      <w:r>
-        <w:rPr>
-          <w:rFonts w:cs="Times New Roman"/>
-          <w:szCs w:val="20"/>
-        </w:rPr>
-        <w:t>e.g.,</w:t>
-      </w:r>
-      <w:r>
-        <w:rPr>
-          <w:rFonts w:cs="Times New Roman"/>
-          <w:szCs w:val="20"/>
-        </w:rPr>
-        <w:t xml:space="preserve"> </w:t>
-      </w:r>
-      <w:r>
-        <w:rPr>
-          <w:rFonts w:cs="Times New Roman"/>
-          <w:sz w:val="20"/>
-          <w:szCs w:val="20"/>
-        </w:rPr>
-        <w:t>Figure 4.</w:t>
-      </w:r>
-      <w:r>
-        <w:rPr>
-          <w:rFonts w:cs="Times New Roman"/>
-          <w:sz w:val="20"/>
-          <w:szCs w:val="20"/>
-        </w:rPr>
-        <w:t>10</w:t>
-      </w:r>
-      <w:r>
-        <w:rPr>
-          <w:rFonts w:cs="Times New Roman"/>
-          <w:sz w:val="20"/>
-          <w:szCs w:val="20"/>
-        </w:rPr>
-        <w:t>.1 – Figure Naming Example</w:t>
-      </w:r>
-    </w:p>
-    <w:p>
-      <w:pPr>
-        <w:pStyle w:val="Heading2"/>
-        <w:spacing w:after="0" w:line="360" w:lineRule="auto"/>
-        <w:jc w:val="both"/>
-      </w:pPr>
-      <w:bookmarkStart w:id="10" w:name="_Toc265989763"/>
-      <w:r>
-        <w:lastRenderedPageBreak/>
-        <w:t>4.11 Binding</w:t>
-      </w:r>
-      <w:bookmarkEnd w:id="10"/>
-    </w:p>
-    <w:p>
-      <w:pPr>
-        <w:spacing w:after="0" w:line="360" w:lineRule="auto"/>
-        <w:jc w:val="both"/>
-        <w:rPr>
-          <w:rFonts w:cs="Times New Roman"/>
-          <w:szCs w:val="20"/>
-        </w:rPr>
-      </w:pPr>
-      <w:r>
-        <w:rPr>
-          <w:rFonts w:cs="Times New Roman"/>
-          <w:szCs w:val="20"/>
-        </w:rPr>
-        <w:t xml:space="preserve">Proposal: Tape Binding (1 Copy during </w:t>
-      </w:r>
-      <w:proofErr w:type="spellStart"/>
-      <w:r>
-        <w:rPr>
-          <w:rFonts w:cs="Times New Roman"/>
-          <w:szCs w:val="20"/>
-        </w:rPr>
-        <w:t>defense</w:t>
-      </w:r>
-      <w:proofErr w:type="spellEnd"/>
-      <w:r>
-        <w:rPr>
-          <w:rFonts w:cs="Times New Roman"/>
-          <w:szCs w:val="20"/>
-        </w:rPr>
-        <w:t xml:space="preserve"> and after </w:t>
-      </w:r>
-      <w:proofErr w:type="spellStart"/>
-      <w:r>
-        <w:rPr>
-          <w:rFonts w:cs="Times New Roman"/>
-          <w:szCs w:val="20"/>
-        </w:rPr>
-        <w:t>defense</w:t>
-      </w:r>
-      <w:proofErr w:type="spellEnd"/>
-      <w:r>
-        <w:rPr>
-          <w:rFonts w:cs="Times New Roman"/>
-          <w:szCs w:val="20"/>
-        </w:rPr>
-        <w:t>, 2 copies of finalized version of the proposal with correction need to be submitted to the college).</w:t>
-      </w:r>
-    </w:p>
-    <w:p>
-      <w:pPr>
-        <w:spacing w:after="0" w:line="360" w:lineRule="auto"/>
-        <w:jc w:val="both"/>
-        <w:rPr>
-          <w:rFonts w:cs="Times New Roman"/>
-          <w:szCs w:val="20"/>
-        </w:rPr>
-      </w:pPr>
-      <w:r>
-        <w:rPr>
-          <w:rFonts w:cs="Times New Roman"/>
-          <w:szCs w:val="20"/>
-        </w:rPr>
-        <w:t>Mid Term Progress Report: Tape Binding (1 copy to the supervisor)</w:t>
-      </w:r>
-    </w:p>
-    <w:p>
-      <w:pPr>
-        <w:spacing w:after="0" w:line="360" w:lineRule="auto"/>
-        <w:jc w:val="both"/>
-        <w:rPr>
-          <w:rFonts w:cs="Times New Roman"/>
-          <w:szCs w:val="20"/>
-        </w:rPr>
-      </w:pPr>
-    </w:p>
-    <w:p>
-      <w:pPr>
-        <w:spacing w:after="0" w:line="360" w:lineRule="auto"/>
-        <w:jc w:val="both"/>
-        <w:rPr>
-          <w:rFonts w:cs="Times New Roman"/>
-          <w:b/>
-          <w:bCs/>
-          <w:szCs w:val="20"/>
-        </w:rPr>
-      </w:pPr>
-      <w:r>
-        <w:rPr>
-          <w:rFonts w:cs="Times New Roman"/>
-          <w:b/>
-          <w:bCs/>
-          <w:szCs w:val="20"/>
-        </w:rPr>
-        <w:t xml:space="preserve">Final Project Report: </w:t>
-      </w:r>
-    </w:p>
-    <w:p>
-      <w:pPr>
-        <w:spacing w:after="0" w:line="360" w:lineRule="auto"/>
-        <w:ind w:firstLine="720"/>
-        <w:jc w:val="both"/>
-        <w:rPr>
-          <w:rFonts w:cs="Times New Roman"/>
-          <w:szCs w:val="20"/>
-        </w:rPr>
-      </w:pPr>
-      <w:r>
-        <w:rPr>
-          <w:rFonts w:cs="Times New Roman"/>
-          <w:szCs w:val="20"/>
-        </w:rPr>
-        <w:t>For 2</w:t>
-      </w:r>
-      <w:r>
-        <w:rPr>
-          <w:rFonts w:cs="Times New Roman"/>
-          <w:szCs w:val="20"/>
-          <w:vertAlign w:val="superscript"/>
-        </w:rPr>
-        <w:t>nd</w:t>
-      </w:r>
-      <w:r>
-        <w:rPr>
-          <w:rFonts w:cs="Times New Roman"/>
-          <w:szCs w:val="20"/>
-        </w:rPr>
-        <w:t xml:space="preserve"> and 4</w:t>
-      </w:r>
-      <w:r>
-        <w:rPr>
-          <w:rFonts w:cs="Times New Roman"/>
-          <w:szCs w:val="20"/>
-          <w:vertAlign w:val="superscript"/>
-        </w:rPr>
-        <w:t>th</w:t>
-      </w:r>
-      <w:r>
-        <w:rPr>
-          <w:rFonts w:cs="Times New Roman"/>
-          <w:szCs w:val="20"/>
-        </w:rPr>
-        <w:t xml:space="preserve"> Semester</w:t>
-      </w:r>
-    </w:p>
-    <w:p>
-      <w:pPr>
-        <w:spacing w:after="0" w:line="360" w:lineRule="auto"/>
-        <w:ind w:left="720"/>
-        <w:jc w:val="both"/>
-        <w:rPr>
-          <w:rFonts w:cs="Times New Roman"/>
-          <w:szCs w:val="20"/>
-        </w:rPr>
-      </w:pPr>
-      <w:r>
-        <w:rPr>
-          <w:rFonts w:cs="Times New Roman"/>
-          <w:szCs w:val="20"/>
-        </w:rPr>
-        <w:t>Tape Binding (Total 4 Copies: Pokhara University – 1 Copy, College – 2 Copies, Student – 1 Copy). No. of student copies may differ according to the number of members in the project group.</w:t>
-      </w:r>
-    </w:p>
-    <w:p>
-      <w:pPr>
-        <w:spacing w:after="0" w:line="360" w:lineRule="auto"/>
-        <w:ind w:firstLine="720"/>
-        <w:jc w:val="both"/>
-        <w:rPr>
-          <w:rFonts w:cs="Times New Roman"/>
-          <w:szCs w:val="20"/>
-        </w:rPr>
-      </w:pPr>
-      <w:r>
-        <w:rPr>
-          <w:rFonts w:cs="Times New Roman"/>
-          <w:szCs w:val="20"/>
-        </w:rPr>
-        <w:t>For 6</w:t>
-      </w:r>
-      <w:r>
-        <w:rPr>
-          <w:rFonts w:cs="Times New Roman"/>
-          <w:szCs w:val="20"/>
-          <w:vertAlign w:val="superscript"/>
-        </w:rPr>
-        <w:t>th</w:t>
-      </w:r>
-      <w:r>
-        <w:rPr>
-          <w:rFonts w:cs="Times New Roman"/>
-          <w:szCs w:val="20"/>
-        </w:rPr>
-        <w:t xml:space="preserve"> and 8</w:t>
-      </w:r>
-      <w:r>
-        <w:rPr>
-          <w:rFonts w:cs="Times New Roman"/>
-          <w:szCs w:val="20"/>
-          <w:vertAlign w:val="superscript"/>
-        </w:rPr>
-        <w:t>th</w:t>
-      </w:r>
-      <w:r>
-        <w:rPr>
-          <w:rFonts w:cs="Times New Roman"/>
-          <w:szCs w:val="20"/>
-        </w:rPr>
-        <w:t xml:space="preserve"> Semester</w:t>
-      </w:r>
-    </w:p>
-    <w:p>
-      <w:pPr>
-        <w:spacing w:after="0" w:line="360" w:lineRule="auto"/>
-        <w:ind w:left="720"/>
-        <w:jc w:val="both"/>
-        <w:rPr>
-          <w:rFonts w:cs="Times New Roman"/>
-          <w:szCs w:val="20"/>
-        </w:rPr>
-      </w:pPr>
-      <w:r>
-        <w:rPr>
-          <w:rFonts w:cs="Times New Roman"/>
-          <w:szCs w:val="20"/>
-        </w:rPr>
-        <w:t>Hard Binding (Total 4 Copies: Pokhara University – 1 Copy, College – 2 Copies, Student – 1 Copy). No. of student copies may differ according to the number of members in the project group.</w:t>
-      </w:r>
-    </w:p>
-    <w:p>
-      <w:pPr>
-        <w:spacing w:after="0" w:line="360" w:lineRule="auto"/>
-        <w:jc w:val="both"/>
-        <w:rPr>
-          <w:rFonts w:cs="Times New Roman"/>
-          <w:szCs w:val="24"/>
-        </w:rPr>
-      </w:pPr>
-    </w:p>
-    <w:p>
-      <w:pPr>
-        <w:spacing w:after="0" w:line="360" w:lineRule="auto"/>
-        <w:jc w:val="both"/>
-        <w:rPr>
-          <w:rFonts w:cs="Times New Roman"/>
-          <w:szCs w:val="24"/>
-        </w:rPr>
-      </w:pPr>
-      <w:r>
-        <w:rPr>
-          <w:rFonts w:cs="Times New Roman"/>
-          <w:szCs w:val="24"/>
-        </w:rPr>
-        <w:br w:type="page"/>
-      </w:r>
-    </w:p>
-    <w:p>
-      <w:pPr>
         <w:spacing w:before="120" w:after="0" w:line="360" w:lineRule="auto"/>
         <w:jc w:val="center"/>
       </w:pPr>
@@ -1567,7 +12,6 @@
           <w:noProof/>
           <w:lang w:val="en-US"/>
         </w:rPr>
-        <w:lastRenderedPageBreak/>
         <w:drawing>
           <wp:inline distT="0" distB="0" distL="0" distR="0" wp14:anchorId="7ED736C8" wp14:editId="19800969">
             <wp:extent cx="2379345" cy="694055"/>
@@ -1584,11 +28,11 @@
                     <pic:cNvPicPr/>
                   </pic:nvPicPr>
                   <pic:blipFill>
-                    <a:blip r:embed="rId10">
+                    <a:blip r:embed="rId11">
                       <a:extLst>
                         <a:ext uri="{BEBA8EAE-BF5A-486C-A8C5-ECC9F3942E4B}">
                           <a14:imgProps xmlns:a14="http://schemas.microsoft.com/office/drawing/2010/main">
-                            <a14:imgLayer r:embed="rId11">
+                            <a14:imgLayer r:embed="rId12">
                               <a14:imgEffect>
                                 <a14:saturation sat="0"/>
                               </a14:imgEffect>
@@ -1631,7 +75,7 @@
           <w:szCs w:val="28"/>
         </w:rPr>
       </w:pPr>
-      <w:bookmarkStart w:id="11" w:name="_Toc52224141"/>
+      <w:bookmarkStart w:id="0" w:name="_Toc52224141"/>
       <w:r>
         <w:rPr>
           <w:b/>
@@ -1641,7 +85,7 @@
         </w:rPr>
         <w:t>LA GRANDEE INTERNATIONAL COLLEGE</w:t>
       </w:r>
-      <w:bookmarkEnd w:id="11"/>
+      <w:bookmarkEnd w:id="0"/>
     </w:p>
     <w:p>
       <w:pPr>
@@ -1728,8 +172,8 @@
           <w:szCs w:val="28"/>
         </w:rPr>
       </w:pPr>
-      <w:bookmarkStart w:id="12" w:name="_Toc52226986"/>
-      <w:bookmarkStart w:id="13" w:name="_Toc52224142"/>
+      <w:bookmarkStart w:id="1" w:name="_Toc52226986"/>
+      <w:bookmarkStart w:id="2" w:name="_Toc52224142"/>
       <w:r>
         <w:rPr>
           <w:b/>
@@ -1739,7 +183,7 @@
         </w:rPr>
         <w:t>“</w:t>
       </w:r>
-      <w:bookmarkEnd w:id="12"/>
+      <w:bookmarkEnd w:id="1"/>
       <w:sdt>
         <w:sdtPr>
           <w:rPr>
@@ -1754,16 +198,18 @@
           <w:placeholder>
             <w:docPart w:val="272C1A22B7244BE3AEDB1C3778ACA723"/>
           </w:placeholder>
-          <w:showingPlcHdr/>
           <w:dataBinding w:prefixMappings="xmlns:ns0='http://purl.org/dc/elements/1.1/' xmlns:ns1='http://schemas.openxmlformats.org/package/2006/metadata/core-properties' " w:xpath="/ns1:coreProperties[1]/ns0:title[1]" w:storeItemID="{6C3C8BC8-F283-45AE-878A-BAB7291924A1}"/>
           <w:text/>
         </w:sdtPr>
         <w:sdtContent>
           <w:r>
             <w:rPr>
-              <w:rStyle w:val="PlaceholderText"/>
+              <w:b/>
+              <w:bCs/>
+              <w:sz w:val="28"/>
+              <w:szCs w:val="28"/>
             </w:rPr>
-            <w:t>[Title]</w:t>
+            <w:t>Ticktacktoe</w:t>
           </w:r>
         </w:sdtContent>
       </w:sdt>
@@ -1776,7 +222,7 @@
         </w:rPr>
         <w:t>”</w:t>
       </w:r>
-      <w:bookmarkEnd w:id="13"/>
+      <w:bookmarkEnd w:id="2"/>
     </w:p>
     <w:p>
       <w:pPr>
@@ -1961,14 +407,12 @@
         </w:rPr>
         <w:t xml:space="preserve">Bachelor of Computer </w:t>
       </w:r>
-      <w:proofErr w:type="gramStart"/>
       <w:r>
         <w:rPr>
           <w:rFonts w:cs="Times New Roman"/>
         </w:rPr>
-        <w:t>Application(</w:t>
-      </w:r>
-      <w:proofErr w:type="gramEnd"/>
+        <w:t>Application (</w:t>
+      </w:r>
       <w:r>
         <w:rPr>
           <w:rFonts w:cs="Times New Roman"/>
@@ -2194,11 +638,25 @@
                     <w:rFonts w:cs="Times New Roman"/>
                   </w:rPr>
                 </w:pPr>
+                <w:proofErr w:type="spellStart"/>
                 <w:r>
                   <w:rPr>
                     <w:rFonts w:cs="Times New Roman"/>
                   </w:rPr>
-                  <w:t>Arpan Pokhrel</w:t>
+                  <w:t>A</w:t>
+                </w:r>
+                <w:r>
+                  <w:rPr>
+                    <w:rFonts w:cs="Times New Roman"/>
+                  </w:rPr>
+                  <w:t>abishkar</w:t>
+                </w:r>
+                <w:proofErr w:type="spellEnd"/>
+                <w:r>
+                  <w:rPr>
+                    <w:rFonts w:cs="Times New Roman"/>
+                  </w:rPr>
+                  <w:t xml:space="preserve"> Acharya</w:t>
                 </w:r>
               </w:p>
             </w:tc>
@@ -2290,15 +748,13 @@
               <w:jc w:val="center"/>
               <w:rPr>
                 <w:rFonts w:cs="Times New Roman"/>
-                <w:b/>
-                <w:bCs/>
               </w:rPr>
             </w:pPr>
             <w:r>
               <w:rPr>
                 <w:rFonts w:cs="Times New Roman"/>
               </w:rPr>
-              <w:t>Generic Name</w:t>
+              <w:t xml:space="preserve">Aakarshan Karki </w:t>
             </w:r>
           </w:p>
         </w:tc>
@@ -2402,7 +858,7 @@
               <w:rPr>
                 <w:rFonts w:cs="Times New Roman"/>
               </w:rPr>
-              <w:t>Generic Name</w:t>
+              <w:t>Prakat Baral</w:t>
             </w:r>
           </w:p>
         </w:tc>
@@ -2468,110 +924,6 @@
             <w:pPr>
               <w:spacing w:before="120" w:line="360" w:lineRule="auto"/>
               <w:jc w:val="center"/>
-              <w:rPr>
-                <w:rFonts w:cs="Times New Roman"/>
-                <w:b/>
-                <w:bCs/>
-              </w:rPr>
-            </w:pPr>
-            <w:r>
-              <w:rPr>
-                <w:rFonts w:cs="Times New Roman"/>
-              </w:rPr>
-              <w:t>2019-00-00-0000</w:t>
-            </w:r>
-          </w:p>
-        </w:tc>
-      </w:tr>
-      <w:tr>
-        <w:trPr>
-          <w:trHeight w:val="20"/>
-        </w:trPr>
-        <w:tc>
-          <w:tcPr>
-            <w:tcW w:w="1250" w:type="pct"/>
-            <w:vAlign w:val="center"/>
-          </w:tcPr>
-          <w:p>
-            <w:pPr>
-              <w:spacing w:before="120" w:line="360" w:lineRule="auto"/>
-              <w:jc w:val="both"/>
-              <w:rPr>
-                <w:rFonts w:cs="Times New Roman"/>
-                <w:b/>
-                <w:bCs/>
-              </w:rPr>
-            </w:pPr>
-            <w:r>
-              <w:rPr>
-                <w:rFonts w:cs="Times New Roman"/>
-              </w:rPr>
-              <w:t>Generic Name</w:t>
-            </w:r>
-          </w:p>
-        </w:tc>
-        <w:tc>
-          <w:tcPr>
-            <w:tcW w:w="1250" w:type="pct"/>
-            <w:vAlign w:val="center"/>
-          </w:tcPr>
-          <w:p>
-            <w:pPr>
-              <w:spacing w:before="120" w:line="360" w:lineRule="auto"/>
-              <w:jc w:val="both"/>
-              <w:rPr>
-                <w:rFonts w:cs="Times New Roman"/>
-                <w:b/>
-                <w:bCs/>
-              </w:rPr>
-            </w:pPr>
-            <w:r>
-              <w:rPr>
-                <w:rFonts w:cs="Times New Roman"/>
-              </w:rPr>
-              <w:t>BCA</w:t>
-            </w:r>
-          </w:p>
-        </w:tc>
-        <w:tc>
-          <w:tcPr>
-            <w:tcW w:w="751" w:type="pct"/>
-            <w:vAlign w:val="center"/>
-          </w:tcPr>
-          <w:p>
-            <w:pPr>
-              <w:spacing w:before="120" w:line="360" w:lineRule="auto"/>
-              <w:jc w:val="both"/>
-              <w:rPr>
-                <w:rFonts w:cs="Times New Roman"/>
-                <w:b/>
-                <w:bCs/>
-              </w:rPr>
-            </w:pPr>
-            <w:r>
-              <w:rPr>
-                <w:rFonts w:cs="Times New Roman"/>
-              </w:rPr>
-              <w:t>2</w:t>
-            </w:r>
-            <w:r>
-              <w:rPr>
-                <w:rFonts w:cs="Times New Roman"/>
-                <w:vertAlign w:val="superscript"/>
-              </w:rPr>
-              <w:t>nd</w:t>
-            </w:r>
-          </w:p>
-        </w:tc>
-        <w:tc>
-          <w:tcPr>
-            <w:tcW w:w="1749" w:type="pct"/>
-            <w:vAlign w:val="center"/>
-          </w:tcPr>
-          <w:p>
-            <w:pPr>
-              <w:spacing w:before="120" w:line="360" w:lineRule="auto"/>
-              <w:jc w:val="both"/>
               <w:rPr>
                 <w:rFonts w:cs="Times New Roman"/>
                 <w:b/>
@@ -2643,7 +995,7 @@
           <w:noProof/>
           <w:szCs w:val="24"/>
         </w:rPr>
-        <w:t>05/05/2026</w:t>
+        <w:t>10/05/2026</w:t>
       </w:r>
       <w:r>
         <w:rPr>
@@ -2690,1124 +1042,135 @@
           <w:szCs w:val="32"/>
         </w:rPr>
       </w:pPr>
-      <w:r>
+    </w:p>
+    <w:p>
+      <w:pPr>
+        <w:spacing w:before="120" w:after="0" w:line="360" w:lineRule="auto"/>
+        <w:jc w:val="center"/>
         <w:rPr>
           <w:rFonts w:cs="Times New Roman"/>
           <w:b/>
           <w:sz w:val="32"/>
           <w:szCs w:val="32"/>
         </w:rPr>
-        <w:lastRenderedPageBreak/>
-        <w:t>Acknowledgement</w:t>
-      </w:r>
-    </w:p>
-    <w:p>
-      <w:pPr>
-        <w:spacing w:before="120" w:after="0" w:line="360" w:lineRule="auto"/>
-        <w:jc w:val="both"/>
-      </w:pPr>
-      <w:r>
-        <w:t xml:space="preserve">The satisfaction that accompanies after the successful completion of any task will be incomplete without mentioning the people whose ceaseless and relentless cooperation, constant guidance and encouragement made this project possible. </w:t>
-      </w:r>
-    </w:p>
-    <w:p>
-      <w:pPr>
-        <w:spacing w:before="120" w:after="120" w:line="360" w:lineRule="auto"/>
-        <w:jc w:val="both"/>
-      </w:pPr>
-      <w:r>
-        <w:t xml:space="preserve">We are grateful to our project supervisor </w:t>
-      </w:r>
-      <w:r>
-        <w:rPr>
-          <w:b/>
-          <w:bCs/>
-        </w:rPr>
-        <w:t xml:space="preserve">Mr </w:t>
-      </w:r>
-      <w:r>
-        <w:rPr>
-          <w:b/>
-          <w:bCs/>
-        </w:rPr>
-        <w:t>Arpan Pokhrel</w:t>
-      </w:r>
-      <w:r>
-        <w:t xml:space="preserve">, our faculty teacher </w:t>
-      </w:r>
-      <w:r>
-        <w:rPr>
-          <w:b/>
-          <w:bCs/>
-        </w:rPr>
-        <w:t>Mr. Ramesh Chalise,</w:t>
-      </w:r>
-      <w:r>
-        <w:t xml:space="preserve"> for the guidance, inspiration and constructive suggestions that helped us in the preparation of this project.</w:t>
-      </w:r>
-    </w:p>
-    <w:p>
-      <w:pPr>
-        <w:spacing w:before="120" w:after="0" w:line="360" w:lineRule="auto"/>
-        <w:jc w:val="both"/>
-      </w:pPr>
-      <w:r>
-        <w:t xml:space="preserve">We are also appreciative among each other and have understood that teamwork, the designation of the task per the skillset one portrays, constant synchronisation and monitoring of progress and instilling new knowledge and skill is imperative for the success of any given work. </w:t>
-      </w:r>
-    </w:p>
-    <w:p>
-      <w:pPr>
-        <w:spacing w:before="120" w:after="0" w:line="360" w:lineRule="auto"/>
-        <w:jc w:val="both"/>
-      </w:pPr>
-      <w:r>
-        <w:t xml:space="preserve">Sincerely, </w:t>
-      </w:r>
-    </w:p>
-    <w:p>
-      <w:pPr>
-        <w:spacing w:before="120" w:after="0" w:line="360" w:lineRule="auto"/>
-        <w:jc w:val="both"/>
-      </w:pPr>
-      <w:r>
-        <w:t>Generic Thapa</w:t>
-      </w:r>
-    </w:p>
-    <w:p>
-      <w:pPr>
-        <w:spacing w:before="120" w:after="0" w:line="360" w:lineRule="auto"/>
-        <w:jc w:val="both"/>
-      </w:pPr>
-      <w:r>
-        <w:t>Generic Sharma</w:t>
-      </w:r>
-    </w:p>
-    <w:p>
-      <w:pPr>
-        <w:spacing w:before="120" w:after="0" w:line="360" w:lineRule="auto"/>
-        <w:jc w:val="both"/>
-      </w:pPr>
-      <w:r>
-        <w:t>Generic Gurung</w:t>
-      </w:r>
-    </w:p>
-    <w:p>
-      <w:pPr>
-        <w:spacing w:before="120" w:after="0" w:line="360" w:lineRule="auto"/>
-        <w:jc w:val="both"/>
-      </w:pPr>
-      <w:r>
-        <w:t>Generic Nepali</w:t>
-      </w:r>
-    </w:p>
-    <w:p>
-      <w:pPr>
-        <w:spacing w:after="0" w:line="360" w:lineRule="auto"/>
-        <w:jc w:val="both"/>
+      </w:pPr>
+      <w:r>
         <w:rPr>
           <w:rFonts w:cs="Times New Roman"/>
           <w:b/>
           <w:sz w:val="32"/>
           <w:szCs w:val="32"/>
         </w:rPr>
-      </w:pPr>
-    </w:p>
-    <w:p>
-      <w:pPr>
-        <w:spacing w:after="0" w:line="360" w:lineRule="auto"/>
-        <w:jc w:val="both"/>
-        <w:rPr>
-          <w:rFonts w:cs="Times New Roman"/>
+        <w:lastRenderedPageBreak/>
+        <w:t>Acknowledgement</w:t>
+      </w:r>
+    </w:p>
+    <w:p>
+      <w:pPr>
+        <w:spacing w:before="120" w:after="0" w:line="360" w:lineRule="auto"/>
+        <w:jc w:val="both"/>
+      </w:pPr>
+      <w:r>
+        <w:t xml:space="preserve">The satisfaction that accompanies after the successful completion of any task will be incomplete without mentioning the people whose ceaseless and relentless cooperation, constant guidance and encouragement made this project possible. </w:t>
+      </w:r>
+    </w:p>
+    <w:p>
+      <w:pPr>
+        <w:spacing w:before="120" w:after="120" w:line="360" w:lineRule="auto"/>
+        <w:jc w:val="both"/>
+      </w:pPr>
+      <w:r>
+        <w:t xml:space="preserve">We are grateful to our project supervisor </w:t>
+      </w:r>
+      <w:r>
+        <w:rPr>
           <w:b/>
-          <w:sz w:val="32"/>
-          <w:szCs w:val="32"/>
-        </w:rPr>
-      </w:pPr>
-      <w:r>
-        <w:rPr>
-          <w:rFonts w:cs="Times New Roman"/>
+          <w:bCs/>
+        </w:rPr>
+        <w:t xml:space="preserve">Mr </w:t>
+      </w:r>
+      <w:r>
+        <w:rPr>
           <w:b/>
-          <w:sz w:val="32"/>
-          <w:szCs w:val="32"/>
-        </w:rPr>
-        <w:br w:type="page"/>
-      </w:r>
-    </w:p>
-    <w:p>
-      <w:pPr>
-        <w:spacing w:after="0" w:line="360" w:lineRule="auto"/>
-        <w:jc w:val="center"/>
-        <w:rPr>
-          <w:rFonts w:cs="Times New Roman"/>
+          <w:bCs/>
+        </w:rPr>
+        <w:t>Arpan Pokhrel</w:t>
+      </w:r>
+      <w:r>
+        <w:t xml:space="preserve">, our faculty teacher </w:t>
+      </w:r>
+      <w:r>
+        <w:rPr>
           <w:b/>
-          <w:sz w:val="32"/>
-          <w:szCs w:val="32"/>
-        </w:rPr>
-      </w:pPr>
-      <w:r>
-        <w:rPr>
-          <w:rFonts w:cs="Times New Roman"/>
-          <w:b/>
-          <w:sz w:val="32"/>
-          <w:szCs w:val="32"/>
-        </w:rPr>
-        <w:lastRenderedPageBreak/>
-        <w:t>Declaration for</w:t>
-      </w:r>
-    </w:p>
-    <w:p>
-      <w:pPr>
-        <w:spacing w:after="0" w:line="360" w:lineRule="auto"/>
-        <w:jc w:val="center"/>
-        <w:rPr>
-          <w:rFonts w:cs="Times New Roman"/>
-          <w:b/>
-          <w:sz w:val="32"/>
-          <w:szCs w:val="32"/>
-        </w:rPr>
-      </w:pPr>
-      <w:r>
-        <w:rPr>
-          <w:rFonts w:cs="Times New Roman"/>
-          <w:b/>
-          <w:sz w:val="32"/>
-          <w:szCs w:val="32"/>
-        </w:rPr>
-        <w:t>“Project Title”</w:t>
-      </w:r>
-    </w:p>
-    <w:p>
-      <w:pPr>
-        <w:spacing w:after="0" w:line="360" w:lineRule="auto"/>
-        <w:jc w:val="center"/>
-        <w:rPr>
-          <w:rFonts w:cs="Times New Roman"/>
-          <w:b/>
-          <w:sz w:val="28"/>
-          <w:szCs w:val="28"/>
-        </w:rPr>
-      </w:pPr>
-      <w:r>
-        <w:rPr>
-          <w:rFonts w:cs="Times New Roman"/>
-          <w:b/>
-          <w:sz w:val="28"/>
-          <w:szCs w:val="28"/>
-        </w:rPr>
-        <w:t>Student</w:t>
-      </w:r>
-      <w:r>
-        <w:rPr>
-          <w:rFonts w:cs="Times New Roman"/>
-          <w:b/>
-          <w:sz w:val="28"/>
-          <w:szCs w:val="28"/>
-        </w:rPr>
-        <w:t>’</w:t>
-      </w:r>
-      <w:r>
-        <w:rPr>
-          <w:rFonts w:cs="Times New Roman"/>
-          <w:b/>
-          <w:sz w:val="28"/>
-          <w:szCs w:val="28"/>
-        </w:rPr>
-        <w:t>s Declaration</w:t>
-      </w:r>
-    </w:p>
-    <w:p>
-      <w:pPr>
-        <w:spacing w:after="0" w:line="360" w:lineRule="auto"/>
-        <w:jc w:val="both"/>
+          <w:bCs/>
+        </w:rPr>
+        <w:t>Mr. Ramesh Chalise,</w:t>
+      </w:r>
+      <w:r>
+        <w:t xml:space="preserve"> for the guidance, inspiration and constructive suggestions that helped us in the preparation of this project.</w:t>
+      </w:r>
+    </w:p>
+    <w:p>
+      <w:pPr>
+        <w:spacing w:before="120" w:after="0" w:line="360" w:lineRule="auto"/>
+        <w:jc w:val="both"/>
+      </w:pPr>
+      <w:r>
+        <w:t xml:space="preserve">We are also appreciative among each other and have understood that teamwork, the designation of the task per the skillset one portrays, constant synchronisation and monitoring of progress and instilling new knowledge and skill is imperative for the success of any given work. </w:t>
+      </w:r>
+    </w:p>
+    <w:p>
+      <w:pPr>
+        <w:spacing w:before="120" w:after="0" w:line="360" w:lineRule="auto"/>
+        <w:jc w:val="both"/>
+      </w:pPr>
+      <w:r>
+        <w:t xml:space="preserve">Sincerely, </w:t>
+      </w:r>
+    </w:p>
+    <w:p>
+      <w:pPr>
+        <w:spacing w:before="120" w:after="0" w:line="360" w:lineRule="auto"/>
+        <w:jc w:val="both"/>
+      </w:pPr>
+      <w:proofErr w:type="spellStart"/>
+      <w:r>
+        <w:t>Aabishkar</w:t>
+      </w:r>
+      <w:proofErr w:type="spellEnd"/>
+      <w:r>
+        <w:t xml:space="preserve"> Acharya</w:t>
+      </w:r>
+    </w:p>
+    <w:p>
+      <w:pPr>
+        <w:spacing w:before="120" w:after="0" w:line="360" w:lineRule="auto"/>
+        <w:jc w:val="both"/>
+      </w:pPr>
+      <w:r>
+        <w:t>Aakarshan Karki</w:t>
+      </w:r>
+    </w:p>
+    <w:p>
+      <w:pPr>
+        <w:spacing w:before="120" w:after="0" w:line="360" w:lineRule="auto"/>
+        <w:jc w:val="both"/>
+      </w:pPr>
+      <w:r>
+        <w:t>Prakat Baral</w:t>
+      </w:r>
+      <w:r>
         <w:rPr>
           <w:rFonts w:cs="Times New Roman"/>
           <w:szCs w:val="24"/>
         </w:rPr>
-      </w:pPr>
-      <w:r>
-        <w:rPr>
-          <w:rFonts w:cs="Times New Roman"/>
-          <w:szCs w:val="24"/>
-        </w:rPr>
-        <w:t>I (We) hereby declare that I (we) am (are) the only author(s) of this work and that no sources other than the listed here have been used in this work.</w:t>
+        <w:br w:type="page"/>
       </w:r>
     </w:p>
     <w:p>
       <w:pPr>
         <w:spacing w:after="0" w:line="360" w:lineRule="auto"/>
         <w:jc w:val="both"/>
-        <w:rPr>
-          <w:rFonts w:cs="Times New Roman"/>
-          <w:szCs w:val="24"/>
-        </w:rPr>
-      </w:pPr>
-      <w:r>
-        <w:rPr>
-          <w:rFonts w:cs="Times New Roman"/>
-          <w:szCs w:val="24"/>
-        </w:rPr>
-        <w:t>____________________________</w:t>
-      </w:r>
-    </w:p>
-    <w:p>
-      <w:pPr>
-        <w:spacing w:after="0" w:line="360" w:lineRule="auto"/>
-        <w:jc w:val="both"/>
-        <w:rPr>
-          <w:rFonts w:cs="Times New Roman"/>
-          <w:b/>
-          <w:szCs w:val="24"/>
-        </w:rPr>
-      </w:pPr>
-      <w:r>
-        <w:rPr>
-          <w:rFonts w:cs="Times New Roman"/>
-          <w:b/>
-          <w:szCs w:val="24"/>
-        </w:rPr>
-        <w:t>Name of the Student</w:t>
-      </w:r>
-      <w:r>
-        <w:rPr>
-          <w:rFonts w:cs="Times New Roman"/>
-          <w:b/>
-          <w:szCs w:val="24"/>
-        </w:rPr>
-        <w:t>s</w:t>
-      </w:r>
-    </w:p>
-    <w:p>
-      <w:pPr>
-        <w:spacing w:after="0" w:line="360" w:lineRule="auto"/>
-        <w:jc w:val="both"/>
-        <w:rPr>
-          <w:rFonts w:cs="Times New Roman"/>
-          <w:b/>
-          <w:szCs w:val="24"/>
-        </w:rPr>
-      </w:pPr>
-      <w:r>
-        <w:rPr>
-          <w:rFonts w:cs="Times New Roman"/>
-          <w:b/>
-          <w:szCs w:val="24"/>
-        </w:rPr>
-        <w:t>NAME, EXAM ROLL NO</w:t>
-      </w:r>
-    </w:p>
-    <w:p>
-      <w:pPr>
-        <w:spacing w:after="0" w:line="360" w:lineRule="auto"/>
-        <w:jc w:val="both"/>
-        <w:rPr>
-          <w:rFonts w:cs="Times New Roman"/>
-          <w:szCs w:val="24"/>
-        </w:rPr>
-      </w:pPr>
-      <w:r>
-        <w:rPr>
-          <w:rFonts w:cs="Times New Roman"/>
-          <w:szCs w:val="24"/>
-        </w:rPr>
-        <w:t>Program, Semester</w:t>
-      </w:r>
-    </w:p>
-    <w:p>
-      <w:pPr>
-        <w:spacing w:after="0" w:line="360" w:lineRule="auto"/>
-        <w:jc w:val="both"/>
-        <w:rPr>
-          <w:rFonts w:cs="Times New Roman"/>
-          <w:szCs w:val="24"/>
-        </w:rPr>
-      </w:pPr>
-      <w:proofErr w:type="gramStart"/>
-      <w:r>
-        <w:rPr>
-          <w:rFonts w:cs="Times New Roman"/>
-          <w:szCs w:val="24"/>
-        </w:rPr>
-        <w:t>Date:_</w:t>
-      </w:r>
-      <w:proofErr w:type="gramEnd"/>
-      <w:r>
-        <w:rPr>
-          <w:rFonts w:cs="Times New Roman"/>
-          <w:szCs w:val="24"/>
-        </w:rPr>
-        <w:t>___ / ____ / ________</w:t>
-      </w:r>
-    </w:p>
-    <w:p>
-      <w:pPr>
-        <w:spacing w:after="0" w:line="360" w:lineRule="auto"/>
-        <w:jc w:val="both"/>
-      </w:pPr>
-      <w:r>
-        <w:br w:type="page"/>
-      </w:r>
-    </w:p>
-    <w:p>
-      <w:pPr>
-        <w:spacing w:after="0" w:line="360" w:lineRule="auto"/>
-        <w:jc w:val="center"/>
-        <w:rPr>
-          <w:rFonts w:cs="Times New Roman"/>
-          <w:b/>
-          <w:sz w:val="28"/>
-          <w:szCs w:val="24"/>
-        </w:rPr>
-      </w:pPr>
-      <w:r>
-        <w:rPr>
-          <w:rFonts w:cs="Times New Roman"/>
-          <w:b/>
-          <w:sz w:val="28"/>
-          <w:szCs w:val="24"/>
-        </w:rPr>
-        <w:lastRenderedPageBreak/>
-        <w:t>Supervisor</w:t>
-      </w:r>
-      <w:r>
-        <w:rPr>
-          <w:rFonts w:cs="Times New Roman"/>
-          <w:b/>
-          <w:sz w:val="28"/>
-          <w:szCs w:val="24"/>
-        </w:rPr>
-        <w:t>’</w:t>
-      </w:r>
-      <w:r>
-        <w:rPr>
-          <w:rFonts w:cs="Times New Roman"/>
-          <w:b/>
-          <w:sz w:val="28"/>
-          <w:szCs w:val="24"/>
-        </w:rPr>
-        <w:t>s Declaration</w:t>
-      </w:r>
-    </w:p>
-    <w:p>
-      <w:pPr>
-        <w:spacing w:after="0" w:line="360" w:lineRule="auto"/>
-        <w:jc w:val="both"/>
-        <w:rPr>
-          <w:rFonts w:cs="Times New Roman"/>
-          <w:szCs w:val="24"/>
-        </w:rPr>
-      </w:pPr>
-      <w:r>
-        <w:rPr>
-          <w:rFonts w:cs="Times New Roman"/>
-          <w:szCs w:val="24"/>
-        </w:rPr>
-        <w:t>I hereby recommend that this project entitled “</w:t>
-      </w:r>
-      <w:r>
-        <w:rPr>
-          <w:rFonts w:cs="Times New Roman"/>
-          <w:b/>
-          <w:szCs w:val="24"/>
-        </w:rPr>
-        <w:t>Project Title</w:t>
-      </w:r>
-      <w:r>
-        <w:rPr>
-          <w:rFonts w:cs="Times New Roman"/>
-          <w:szCs w:val="24"/>
-        </w:rPr>
-        <w:t xml:space="preserve">” is done under my supervision by </w:t>
-      </w:r>
-      <w:r>
-        <w:rPr>
-          <w:rFonts w:cs="Times New Roman"/>
-          <w:b/>
-          <w:szCs w:val="24"/>
-        </w:rPr>
-        <w:t>Student Name1</w:t>
-      </w:r>
-      <w:r>
-        <w:rPr>
-          <w:rFonts w:cs="Times New Roman"/>
-          <w:b/>
-          <w:szCs w:val="24"/>
-        </w:rPr>
-        <w:t xml:space="preserve"> and</w:t>
-      </w:r>
-      <w:r>
-        <w:rPr>
-          <w:rFonts w:cs="Times New Roman"/>
-          <w:b/>
-          <w:szCs w:val="24"/>
-        </w:rPr>
-        <w:t xml:space="preserve"> Student Name 2</w:t>
-      </w:r>
-      <w:r>
-        <w:rPr>
-          <w:rFonts w:cs="Times New Roman"/>
-          <w:szCs w:val="24"/>
-        </w:rPr>
-        <w:t xml:space="preserve"> during their </w:t>
-      </w:r>
-      <w:r>
-        <w:rPr>
-          <w:rFonts w:cs="Times New Roman"/>
-          <w:szCs w:val="24"/>
-        </w:rPr>
-        <w:t>_</w:t>
-      </w:r>
-      <w:proofErr w:type="spellStart"/>
-      <w:r>
-        <w:rPr>
-          <w:rFonts w:cs="Times New Roman"/>
-          <w:szCs w:val="24"/>
-        </w:rPr>
-        <w:t>th</w:t>
-      </w:r>
-      <w:proofErr w:type="spellEnd"/>
-      <w:r>
-        <w:rPr>
-          <w:rFonts w:cs="Times New Roman"/>
-          <w:b/>
-          <w:szCs w:val="24"/>
-        </w:rPr>
-        <w:t xml:space="preserve"> </w:t>
-      </w:r>
-      <w:r>
-        <w:rPr>
-          <w:rFonts w:cs="Times New Roman"/>
-          <w:szCs w:val="24"/>
-        </w:rPr>
-        <w:t xml:space="preserve">Semester in partial </w:t>
-      </w:r>
-      <w:r>
-        <w:rPr>
-          <w:rFonts w:cs="Times New Roman"/>
-          <w:szCs w:val="24"/>
-        </w:rPr>
-        <w:t>fulfilment</w:t>
-      </w:r>
-      <w:r>
-        <w:rPr>
-          <w:rFonts w:cs="Times New Roman"/>
-          <w:szCs w:val="24"/>
-        </w:rPr>
-        <w:t xml:space="preserve"> of the requirements for the degree of </w:t>
-      </w:r>
-      <w:r>
-        <w:rPr>
-          <w:rFonts w:cs="Times New Roman"/>
-          <w:b/>
-          <w:szCs w:val="24"/>
-        </w:rPr>
-        <w:t>Program Name</w:t>
-      </w:r>
-      <w:r>
-        <w:rPr>
-          <w:rFonts w:cs="Times New Roman"/>
-          <w:szCs w:val="24"/>
-        </w:rPr>
-        <w:t xml:space="preserve"> under </w:t>
-      </w:r>
-      <w:r>
-        <w:rPr>
-          <w:rFonts w:cs="Times New Roman"/>
-          <w:b/>
-          <w:szCs w:val="24"/>
-        </w:rPr>
-        <w:t>Pokhara University</w:t>
-      </w:r>
-      <w:r>
-        <w:rPr>
-          <w:rFonts w:cs="Times New Roman"/>
-          <w:szCs w:val="24"/>
-        </w:rPr>
-        <w:t xml:space="preserve"> is completed to my satisfaction and be processed for final evaluation.</w:t>
-      </w:r>
-    </w:p>
-    <w:p>
-      <w:pPr>
-        <w:spacing w:after="0" w:line="360" w:lineRule="auto"/>
-        <w:jc w:val="both"/>
-        <w:rPr>
-          <w:rFonts w:cs="Times New Roman"/>
-          <w:szCs w:val="24"/>
-        </w:rPr>
-      </w:pPr>
-    </w:p>
-    <w:p>
-      <w:pPr>
-        <w:spacing w:after="0" w:line="360" w:lineRule="auto"/>
-        <w:jc w:val="both"/>
-        <w:rPr>
-          <w:rFonts w:cs="Times New Roman"/>
-          <w:szCs w:val="24"/>
-        </w:rPr>
-      </w:pPr>
-      <w:r>
-        <w:rPr>
-          <w:rFonts w:cs="Times New Roman"/>
-          <w:szCs w:val="24"/>
-        </w:rPr>
-        <w:t>____________________________</w:t>
-      </w:r>
-    </w:p>
-    <w:p>
-      <w:pPr>
-        <w:spacing w:after="0" w:line="360" w:lineRule="auto"/>
-        <w:jc w:val="both"/>
-        <w:rPr>
-          <w:rFonts w:cs="Times New Roman"/>
-          <w:b/>
-          <w:szCs w:val="24"/>
-        </w:rPr>
-      </w:pPr>
-      <w:r>
-        <w:rPr>
-          <w:rFonts w:cs="Times New Roman"/>
-          <w:b/>
-          <w:szCs w:val="24"/>
-        </w:rPr>
-        <w:t>Name of the Supervisor</w:t>
-      </w:r>
-    </w:p>
-    <w:p>
-      <w:pPr>
-        <w:spacing w:after="0" w:line="360" w:lineRule="auto"/>
-        <w:jc w:val="both"/>
-        <w:rPr>
-          <w:rFonts w:cs="Times New Roman"/>
-          <w:szCs w:val="24"/>
-        </w:rPr>
-      </w:pPr>
-      <w:proofErr w:type="gramStart"/>
-      <w:r>
-        <w:rPr>
-          <w:rFonts w:cs="Times New Roman"/>
-          <w:szCs w:val="24"/>
-        </w:rPr>
-        <w:t>Date:_</w:t>
-      </w:r>
-      <w:proofErr w:type="gramEnd"/>
-      <w:r>
-        <w:rPr>
-          <w:rFonts w:cs="Times New Roman"/>
-          <w:szCs w:val="24"/>
-        </w:rPr>
-        <w:t>___ / ____ / ________</w:t>
-      </w:r>
-    </w:p>
-    <w:p>
-      <w:pPr>
-        <w:spacing w:after="0" w:line="360" w:lineRule="auto"/>
-        <w:jc w:val="both"/>
-        <w:rPr>
-          <w:rFonts w:cs="Times New Roman"/>
-          <w:szCs w:val="24"/>
-        </w:rPr>
-      </w:pPr>
-      <w:r>
-        <w:rPr>
-          <w:rFonts w:cs="Times New Roman"/>
-          <w:szCs w:val="24"/>
-        </w:rPr>
-        <w:br w:type="page"/>
-      </w:r>
-    </w:p>
-    <w:p>
-      <w:pPr>
-        <w:spacing w:after="0" w:line="360" w:lineRule="auto"/>
-        <w:jc w:val="center"/>
-        <w:rPr>
-          <w:rFonts w:cs="Times New Roman"/>
-          <w:b/>
-          <w:sz w:val="32"/>
-          <w:szCs w:val="24"/>
-        </w:rPr>
-      </w:pPr>
-      <w:r>
-        <w:rPr>
-          <w:rFonts w:cs="Times New Roman"/>
-          <w:b/>
-          <w:sz w:val="32"/>
-          <w:szCs w:val="24"/>
-        </w:rPr>
-        <w:lastRenderedPageBreak/>
-        <w:t>Letter of Approval</w:t>
-      </w:r>
-    </w:p>
-    <w:p>
-      <w:pPr>
-        <w:spacing w:after="0" w:line="360" w:lineRule="auto"/>
-        <w:jc w:val="both"/>
-        <w:rPr>
-          <w:rFonts w:cs="Times New Roman"/>
-          <w:b/>
-          <w:szCs w:val="24"/>
-        </w:rPr>
-      </w:pPr>
-      <w:r>
-        <w:rPr>
-          <w:rFonts w:cs="Times New Roman"/>
-          <w:szCs w:val="24"/>
-        </w:rPr>
-        <w:t>We certify that we have examined this report entitled “</w:t>
-      </w:r>
-      <w:r>
-        <w:rPr>
-          <w:rFonts w:cs="Times New Roman"/>
-          <w:b/>
-          <w:szCs w:val="24"/>
-        </w:rPr>
-        <w:t>Project Title</w:t>
-      </w:r>
-      <w:r>
-        <w:rPr>
-          <w:rFonts w:cs="Times New Roman"/>
-          <w:szCs w:val="24"/>
-        </w:rPr>
-        <w:t>” and</w:t>
-      </w:r>
-      <w:r>
-        <w:rPr>
-          <w:rFonts w:cs="Times New Roman"/>
-          <w:szCs w:val="24"/>
-        </w:rPr>
-        <w:t xml:space="preserve"> are satisfied with the project </w:t>
-      </w:r>
-      <w:r>
-        <w:rPr>
-          <w:rFonts w:cs="Times New Roman"/>
-          <w:szCs w:val="24"/>
-        </w:rPr>
-        <w:t>defence</w:t>
-      </w:r>
-      <w:r>
-        <w:rPr>
-          <w:rFonts w:cs="Times New Roman"/>
-          <w:szCs w:val="24"/>
-        </w:rPr>
-        <w:t xml:space="preserve">. In our opinion it is satisfactory in the scope and qualify as project in partial </w:t>
-      </w:r>
-      <w:r>
-        <w:rPr>
-          <w:rFonts w:cs="Times New Roman"/>
-          <w:szCs w:val="24"/>
-        </w:rPr>
-        <w:t>fulfilment</w:t>
-      </w:r>
-      <w:r>
-        <w:rPr>
-          <w:rFonts w:cs="Times New Roman"/>
-          <w:szCs w:val="24"/>
-        </w:rPr>
-        <w:t xml:space="preserve"> of the requirements for the degree of </w:t>
-      </w:r>
-      <w:r>
-        <w:rPr>
-          <w:rFonts w:cs="Times New Roman"/>
-          <w:b/>
-          <w:szCs w:val="24"/>
-        </w:rPr>
-        <w:t>Program Name</w:t>
-      </w:r>
-      <w:r>
-        <w:rPr>
-          <w:rFonts w:cs="Times New Roman"/>
-          <w:szCs w:val="24"/>
-        </w:rPr>
-        <w:t xml:space="preserve"> under </w:t>
-      </w:r>
-      <w:r>
-        <w:rPr>
-          <w:rFonts w:cs="Times New Roman"/>
-          <w:b/>
-          <w:szCs w:val="24"/>
-        </w:rPr>
-        <w:t>Pokhara University</w:t>
-      </w:r>
-      <w:r>
-        <w:rPr>
-          <w:rFonts w:cs="Times New Roman"/>
-          <w:b/>
-          <w:szCs w:val="24"/>
-        </w:rPr>
-        <w:t>.</w:t>
-      </w:r>
-    </w:p>
-    <w:p>
-      <w:pPr>
-        <w:spacing w:after="0" w:line="360" w:lineRule="auto"/>
-        <w:jc w:val="both"/>
-        <w:rPr>
-          <w:rFonts w:cs="Times New Roman"/>
-          <w:b/>
-          <w:szCs w:val="24"/>
-        </w:rPr>
-      </w:pPr>
-    </w:p>
-    <w:p>
-      <w:pPr>
-        <w:spacing w:after="0" w:line="360" w:lineRule="auto"/>
-        <w:jc w:val="both"/>
-        <w:rPr>
-          <w:rFonts w:cs="Times New Roman"/>
-          <w:b/>
-          <w:szCs w:val="24"/>
-        </w:rPr>
-      </w:pPr>
-    </w:p>
-    <w:tbl>
-      <w:tblPr>
-        <w:tblStyle w:val="TableGrid"/>
-        <w:tblW w:w="0" w:type="auto"/>
-        <w:jc w:val="center"/>
-        <w:tblBorders>
-          <w:top w:val="none" w:sz="0" w:space="0" w:color="auto"/>
-          <w:left w:val="none" w:sz="0" w:space="0" w:color="auto"/>
-          <w:bottom w:val="none" w:sz="0" w:space="0" w:color="auto"/>
-          <w:right w:val="none" w:sz="0" w:space="0" w:color="auto"/>
-          <w:insideH w:val="none" w:sz="0" w:space="0" w:color="auto"/>
-          <w:insideV w:val="none" w:sz="0" w:space="0" w:color="auto"/>
-        </w:tblBorders>
-        <w:tblLook w:val="04A0" w:firstRow="1" w:lastRow="0" w:firstColumn="1" w:lastColumn="0" w:noHBand="0" w:noVBand="1"/>
-      </w:tblPr>
-      <w:tblGrid>
-        <w:gridCol w:w="2768"/>
-        <w:gridCol w:w="2769"/>
-        <w:gridCol w:w="2769"/>
-      </w:tblGrid>
-      <w:tr>
-        <w:trPr>
-          <w:jc w:val="center"/>
-        </w:trPr>
-        <w:tc>
-          <w:tcPr>
-            <w:tcW w:w="3192" w:type="dxa"/>
-          </w:tcPr>
-          <w:p>
-            <w:pPr>
-              <w:spacing w:line="360" w:lineRule="auto"/>
-              <w:jc w:val="both"/>
-              <w:rPr>
-                <w:rFonts w:cs="Times New Roman"/>
-                <w:szCs w:val="24"/>
-              </w:rPr>
-            </w:pPr>
-            <w:r>
-              <w:rPr>
-                <w:rFonts w:cs="Times New Roman"/>
-                <w:szCs w:val="24"/>
-              </w:rPr>
-              <w:t>________________________</w:t>
-            </w:r>
-          </w:p>
-          <w:p>
-            <w:pPr>
-              <w:spacing w:line="360" w:lineRule="auto"/>
-              <w:jc w:val="both"/>
-              <w:rPr>
-                <w:rFonts w:cs="Times New Roman"/>
-                <w:b/>
-                <w:szCs w:val="24"/>
-              </w:rPr>
-            </w:pPr>
-            <w:r>
-              <w:rPr>
-                <w:rFonts w:cs="Times New Roman"/>
-                <w:b/>
-                <w:szCs w:val="24"/>
-              </w:rPr>
-              <w:t>Supervisor</w:t>
-            </w:r>
-          </w:p>
-          <w:p>
-            <w:pPr>
-              <w:spacing w:line="360" w:lineRule="auto"/>
-              <w:jc w:val="both"/>
-              <w:rPr>
-                <w:rFonts w:cs="Times New Roman"/>
-                <w:szCs w:val="24"/>
-              </w:rPr>
-            </w:pPr>
-            <w:r>
-              <w:rPr>
-                <w:rFonts w:cs="Times New Roman"/>
-                <w:szCs w:val="24"/>
-              </w:rPr>
-              <w:t>Arpan Pokhrel</w:t>
-            </w:r>
-          </w:p>
-          <w:p>
-            <w:pPr>
-              <w:spacing w:line="360" w:lineRule="auto"/>
-              <w:jc w:val="both"/>
-              <w:rPr>
-                <w:rFonts w:cs="Times New Roman"/>
-                <w:szCs w:val="24"/>
-              </w:rPr>
-            </w:pPr>
-          </w:p>
-          <w:p>
-            <w:pPr>
-              <w:spacing w:line="360" w:lineRule="auto"/>
-              <w:jc w:val="both"/>
-              <w:rPr>
-                <w:rFonts w:cs="Times New Roman"/>
-                <w:szCs w:val="24"/>
-              </w:rPr>
-            </w:pPr>
-          </w:p>
-        </w:tc>
-        <w:tc>
-          <w:tcPr>
-            <w:tcW w:w="3192" w:type="dxa"/>
-          </w:tcPr>
-          <w:p>
-            <w:pPr>
-              <w:spacing w:line="360" w:lineRule="auto"/>
-              <w:jc w:val="both"/>
-              <w:rPr>
-                <w:rFonts w:cs="Times New Roman"/>
-                <w:szCs w:val="24"/>
-              </w:rPr>
-            </w:pPr>
-            <w:r>
-              <w:rPr>
-                <w:rFonts w:cs="Times New Roman"/>
-                <w:szCs w:val="24"/>
-              </w:rPr>
-              <w:t>________________________</w:t>
-            </w:r>
-          </w:p>
-          <w:p>
-            <w:pPr>
-              <w:spacing w:line="360" w:lineRule="auto"/>
-              <w:jc w:val="both"/>
-              <w:rPr>
-                <w:rFonts w:cs="Times New Roman"/>
-                <w:b/>
-                <w:szCs w:val="24"/>
-              </w:rPr>
-            </w:pPr>
-            <w:r>
-              <w:rPr>
-                <w:rFonts w:cs="Times New Roman"/>
-                <w:b/>
-                <w:szCs w:val="24"/>
-              </w:rPr>
-              <w:t>Examiner</w:t>
-            </w:r>
-          </w:p>
-          <w:p>
-            <w:pPr>
-              <w:spacing w:line="360" w:lineRule="auto"/>
-              <w:jc w:val="both"/>
-              <w:rPr>
-                <w:rFonts w:cs="Times New Roman"/>
-                <w:szCs w:val="24"/>
-              </w:rPr>
-            </w:pPr>
-          </w:p>
-          <w:p>
-            <w:pPr>
-              <w:spacing w:line="360" w:lineRule="auto"/>
-              <w:jc w:val="both"/>
-              <w:rPr>
-                <w:rFonts w:cs="Times New Roman"/>
-                <w:szCs w:val="24"/>
-              </w:rPr>
-            </w:pPr>
-          </w:p>
-          <w:p>
-            <w:pPr>
-              <w:spacing w:line="360" w:lineRule="auto"/>
-              <w:jc w:val="both"/>
-              <w:rPr>
-                <w:rFonts w:cs="Times New Roman"/>
-                <w:szCs w:val="24"/>
-              </w:rPr>
-            </w:pPr>
-            <w:proofErr w:type="gramStart"/>
-            <w:r>
-              <w:rPr>
-                <w:rFonts w:cs="Times New Roman"/>
-                <w:szCs w:val="24"/>
-              </w:rPr>
-              <w:t>Date:_</w:t>
-            </w:r>
-            <w:proofErr w:type="gramEnd"/>
-            <w:r>
-              <w:rPr>
-                <w:rFonts w:cs="Times New Roman"/>
-                <w:szCs w:val="24"/>
-              </w:rPr>
-              <w:t>___ / ____ / ________</w:t>
-            </w:r>
-          </w:p>
-          <w:p>
-            <w:pPr>
-              <w:spacing w:line="360" w:lineRule="auto"/>
-              <w:jc w:val="both"/>
-              <w:rPr>
-                <w:rFonts w:cs="Times New Roman"/>
-                <w:szCs w:val="24"/>
-              </w:rPr>
-            </w:pPr>
-          </w:p>
-        </w:tc>
-        <w:tc>
-          <w:tcPr>
-            <w:tcW w:w="3192" w:type="dxa"/>
-          </w:tcPr>
-          <w:p>
-            <w:pPr>
-              <w:spacing w:line="360" w:lineRule="auto"/>
-              <w:jc w:val="both"/>
-              <w:rPr>
-                <w:rFonts w:cs="Times New Roman"/>
-                <w:szCs w:val="24"/>
-              </w:rPr>
-            </w:pPr>
-            <w:r>
-              <w:rPr>
-                <w:rFonts w:cs="Times New Roman"/>
-                <w:szCs w:val="24"/>
-              </w:rPr>
-              <w:t>________________________</w:t>
-            </w:r>
-          </w:p>
-          <w:p>
-            <w:pPr>
-              <w:spacing w:line="360" w:lineRule="auto"/>
-              <w:jc w:val="both"/>
-              <w:rPr>
-                <w:rFonts w:cs="Times New Roman"/>
-                <w:b/>
-                <w:szCs w:val="24"/>
-              </w:rPr>
-            </w:pPr>
-            <w:r>
-              <w:rPr>
-                <w:rFonts w:cs="Times New Roman"/>
-                <w:b/>
-                <w:szCs w:val="24"/>
-              </w:rPr>
-              <w:t>Program Coordinator</w:t>
-            </w:r>
-          </w:p>
-          <w:p>
-            <w:pPr>
-              <w:spacing w:line="360" w:lineRule="auto"/>
-              <w:jc w:val="both"/>
-              <w:rPr>
-                <w:rFonts w:cs="Times New Roman"/>
-                <w:szCs w:val="24"/>
-              </w:rPr>
-            </w:pPr>
-          </w:p>
-          <w:p>
-            <w:pPr>
-              <w:spacing w:line="360" w:lineRule="auto"/>
-              <w:jc w:val="both"/>
-              <w:rPr>
-                <w:rFonts w:cs="Times New Roman"/>
-                <w:szCs w:val="24"/>
-              </w:rPr>
-            </w:pPr>
-          </w:p>
-        </w:tc>
-      </w:tr>
-      <w:tr>
-        <w:trPr>
-          <w:jc w:val="center"/>
-        </w:trPr>
-        <w:tc>
-          <w:tcPr>
-            <w:tcW w:w="3192" w:type="dxa"/>
-          </w:tcPr>
-          <w:p>
-            <w:pPr>
-              <w:spacing w:line="360" w:lineRule="auto"/>
-              <w:jc w:val="both"/>
-              <w:rPr>
-                <w:rFonts w:cs="Times New Roman"/>
-                <w:szCs w:val="24"/>
-              </w:rPr>
-            </w:pPr>
-          </w:p>
-        </w:tc>
-        <w:tc>
-          <w:tcPr>
-            <w:tcW w:w="3192" w:type="dxa"/>
-          </w:tcPr>
-          <w:p>
-            <w:pPr>
-              <w:spacing w:line="360" w:lineRule="auto"/>
-              <w:jc w:val="both"/>
-              <w:rPr>
-                <w:rFonts w:cs="Times New Roman"/>
-                <w:szCs w:val="24"/>
-              </w:rPr>
-            </w:pPr>
-          </w:p>
-        </w:tc>
-        <w:tc>
-          <w:tcPr>
-            <w:tcW w:w="3192" w:type="dxa"/>
-          </w:tcPr>
-          <w:p>
-            <w:pPr>
-              <w:spacing w:line="360" w:lineRule="auto"/>
-              <w:jc w:val="both"/>
-              <w:rPr>
-                <w:rFonts w:cs="Times New Roman"/>
-                <w:szCs w:val="24"/>
-              </w:rPr>
-            </w:pPr>
-          </w:p>
-        </w:tc>
-      </w:tr>
-    </w:tbl>
-    <w:p>
-      <w:pPr>
-        <w:spacing w:after="0" w:line="360" w:lineRule="auto"/>
-        <w:jc w:val="both"/>
-        <w:rPr>
-          <w:rFonts w:cs="Times New Roman"/>
-          <w:szCs w:val="24"/>
-        </w:rPr>
-      </w:pPr>
-    </w:p>
-    <w:p>
-      <w:pPr>
-        <w:spacing w:after="0" w:line="360" w:lineRule="auto"/>
-        <w:jc w:val="both"/>
-        <w:rPr>
-          <w:rFonts w:cs="Times New Roman"/>
-          <w:szCs w:val="24"/>
-        </w:rPr>
-      </w:pPr>
-    </w:p>
-    <w:p>
-      <w:pPr>
-        <w:spacing w:after="0" w:line="360" w:lineRule="auto"/>
-        <w:jc w:val="both"/>
-      </w:pPr>
-      <w:r>
-        <w:br w:type="page"/>
-      </w:r>
-    </w:p>
-    <w:p>
-      <w:pPr>
-        <w:spacing w:after="0" w:line="360" w:lineRule="auto"/>
-        <w:jc w:val="both"/>
-        <w:rPr>
-          <w:rFonts w:cs="Times New Roman"/>
-          <w:b/>
-          <w:sz w:val="32"/>
-          <w:szCs w:val="32"/>
-        </w:rPr>
       </w:pPr>
       <w:r>
         <w:rPr>
@@ -5536,218 +2899,69 @@
     </w:p>
     <w:p>
       <w:pPr>
-        <w:spacing w:after="0" w:line="360" w:lineRule="auto"/>
-        <w:jc w:val="both"/>
-      </w:pPr>
-      <w:r>
-        <w:t>Movie Ticket Management System is a system process whereby customers can directly purchase or bo</w:t>
-      </w:r>
-      <w:r>
-        <w:t>ok the ticket which helps to kee</w:t>
-      </w:r>
-      <w:r>
-        <w:t>p the record</w:t>
-      </w:r>
-      <w:r>
-        <w:t>s and store the customer’s details</w:t>
-      </w:r>
-      <w:r>
-        <w:t xml:space="preserve">. </w:t>
-      </w:r>
-      <w:r>
-        <w:t>The main purpose of this project is to provide a customer with an alternative and convenient manner to buy movie tickets as per their needs. In the existing system there are several drawbacks. So, to sort out all the existing problems this project was chosen because it provides customer</w:t>
-      </w:r>
-      <w:r>
-        <w:t xml:space="preserve"> with an alternative and convenient manner to buy movie tickets as per their needs. This system helps to generate the movie records to add and update it. Paper based or traditional system will be changed into computerized system which will be more helpful and reliable.</w:t>
-      </w:r>
-    </w:p>
-    <w:p>
-      <w:pPr>
-        <w:spacing w:after="0" w:line="360" w:lineRule="auto"/>
-        <w:jc w:val="both"/>
-      </w:pPr>
-    </w:p>
-    <w:p>
-      <w:pPr>
-        <w:spacing w:after="0" w:line="360" w:lineRule="auto"/>
-        <w:jc w:val="both"/>
-      </w:pPr>
-      <w:r>
-        <w:t>This system helps to minimize the number of staffs at the ticket counter and to increase the profit of organization. Currently, Ticket seller cannot handle all the customers at the same time if he/she is working manually. Hence, in order to reduce this proble</w:t>
-      </w:r>
-      <w:r>
-        <w:t>m a system is to be developed or</w:t>
-      </w:r>
-      <w:r>
-        <w:t xml:space="preserve"> required as per the today’s world scenario. So, for that we developed the system called Movie Ticket Management System.</w:t>
-      </w:r>
-    </w:p>
-    <w:p>
-      <w:pPr>
-        <w:spacing w:after="0" w:line="360" w:lineRule="auto"/>
-        <w:jc w:val="both"/>
-      </w:pPr>
-    </w:p>
-    <w:p>
-      <w:pPr>
-        <w:spacing w:after="0" w:line="360" w:lineRule="auto"/>
-        <w:jc w:val="both"/>
-      </w:pPr>
-      <w:r>
-        <w:t xml:space="preserve">For our project, we divided work between us from the beginning. Documentation and coding </w:t>
-      </w:r>
-      <w:proofErr w:type="gramStart"/>
-      <w:r>
-        <w:t>was</w:t>
-      </w:r>
-      <w:proofErr w:type="gramEnd"/>
-      <w:r>
-        <w:t xml:space="preserve"> divided between all of us. Mainly, G</w:t>
-      </w:r>
-      <w:r>
-        <w:t>antt chart was sketched and</w:t>
-      </w:r>
-      <w:r>
-        <w:t xml:space="preserve"> requirement traceability matrix</w:t>
-      </w:r>
-      <w:r>
-        <w:t xml:space="preserve"> </w:t>
-      </w:r>
-      <w:r>
-        <w:t>was done by Roshan Bhattarai. Similarly, flowchart was graphically designed</w:t>
-      </w:r>
-      <w:r>
-        <w:t xml:space="preserve"> </w:t>
-      </w:r>
-      <w:r>
-        <w:t xml:space="preserve">by </w:t>
-      </w:r>
-      <w:r>
-        <w:t>Suman Devkota. Sushmita Gurung designed DFD</w:t>
-      </w:r>
-      <w:r>
-        <w:t>. Research about project related information and testing platform and was handled by Arpan Pokhrel</w:t>
-      </w:r>
-      <w:r>
-        <w:t>.</w:t>
-      </w:r>
-      <w:r>
-        <w:t xml:space="preserve"> However, each member contributed to the coding and testing of each module and provided their valuable inputs to improve the system.</w:t>
-      </w:r>
-    </w:p>
-    <w:p>
-      <w:pPr>
-        <w:spacing w:after="0" w:line="360" w:lineRule="auto"/>
-        <w:jc w:val="both"/>
-      </w:pPr>
-    </w:p>
-    <w:p>
-      <w:pPr>
-        <w:spacing w:after="0" w:line="360" w:lineRule="auto"/>
-        <w:jc w:val="both"/>
-      </w:pPr>
-      <w:r>
-        <w:t>While doing research we knew that there were many difficulti</w:t>
-      </w:r>
-      <w:r>
-        <w:t>es regarding collection of data</w:t>
-      </w:r>
-      <w:r>
-        <w:t xml:space="preserve">, multiple seat </w:t>
-      </w:r>
-      <w:r>
-        <w:t>booking, data</w:t>
-      </w:r>
-      <w:r>
-        <w:t xml:space="preserve"> was </w:t>
-      </w:r>
-      <w:r>
-        <w:t>inaccurate, adaptation</w:t>
-      </w:r>
-      <w:r>
-        <w:t xml:space="preserve"> in system according to government policy was </w:t>
-      </w:r>
-      <w:r>
-        <w:t xml:space="preserve">difficult while </w:t>
-      </w:r>
-      <w:r>
-        <w:t xml:space="preserve">changing. By keeping these </w:t>
-      </w:r>
-      <w:proofErr w:type="gramStart"/>
-      <w:r>
-        <w:t>difficulties</w:t>
-      </w:r>
-      <w:proofErr w:type="gramEnd"/>
-      <w:r>
-        <w:t xml:space="preserve"> we made this system and we were successful to minimize these difficulties using C++.</w:t>
-      </w:r>
-    </w:p>
-    <w:p>
-      <w:pPr>
-        <w:spacing w:after="0" w:line="360" w:lineRule="auto"/>
-        <w:jc w:val="both"/>
-      </w:pPr>
-    </w:p>
-    <w:p>
-      <w:pPr>
-        <w:spacing w:after="0" w:line="360" w:lineRule="auto"/>
-        <w:jc w:val="both"/>
-      </w:pPr>
-      <w:r>
-        <w:t xml:space="preserve">Going digitally is one of the great </w:t>
-      </w:r>
-      <w:proofErr w:type="gramStart"/>
-      <w:r>
-        <w:t>idea</w:t>
-      </w:r>
-      <w:proofErr w:type="gramEnd"/>
-      <w:r>
-        <w:t xml:space="preserve"> in this time period because each and every thing has been digitalized and many of the work pressures will be overcome, work will be much faster and we will be able to find each and every thing in much more </w:t>
-      </w:r>
-      <w:r>
-        <w:lastRenderedPageBreak/>
-        <w:t xml:space="preserve">efficient way. We will be able to deliver a better experience for our </w:t>
-      </w:r>
-      <w:proofErr w:type="gramStart"/>
-      <w:r>
-        <w:t>customers.Analyzing</w:t>
-      </w:r>
-      <w:proofErr w:type="gramEnd"/>
-      <w:r>
-        <w:t xml:space="preserve"> of data wi</w:t>
-      </w:r>
-      <w:r>
-        <w:t xml:space="preserve">ll be much </w:t>
-      </w:r>
-      <w:proofErr w:type="gramStart"/>
-      <w:r>
-        <w:t>more easier</w:t>
-      </w:r>
-      <w:proofErr w:type="gramEnd"/>
-      <w:r>
-        <w:t>, so going digitally is best method.</w:t>
-      </w:r>
-    </w:p>
-    <w:p>
-      <w:pPr>
-        <w:spacing w:after="0" w:line="360" w:lineRule="auto"/>
-        <w:jc w:val="both"/>
-      </w:pPr>
-    </w:p>
-    <w:p>
-      <w:pPr>
-        <w:spacing w:after="0" w:line="360" w:lineRule="auto"/>
-        <w:jc w:val="both"/>
-      </w:pPr>
-      <w:r>
-        <w:t>Existing system are manual so it is low and also there is high chance of data damage due to external cause, finding of customers details in need was more time consuming. For this environment we developed Movie Ticket Management System</w:t>
-      </w:r>
-    </w:p>
-    <w:p>
-      <w:pPr>
         <w:spacing w:before="120" w:after="0" w:line="360" w:lineRule="auto"/>
         <w:jc w:val="both"/>
       </w:pPr>
+      <w:r>
+        <w:t xml:space="preserve">The Tic Tac Toe game project will be a simple and interactive way to teach basic programming concepts, logical thinking, and interacting with the user. The Tic Tac Toe game is a </w:t>
+      </w:r>
+      <w:r>
+        <w:t>2-player</w:t>
+      </w:r>
+      <w:r>
+        <w:t xml:space="preserve"> game played on a 3 by 3 square grid. Each player takes their turn placing either an 'X' or an 'O' in one of the empty squares on the grid. The first player that has three of their respective letters lined up vertically, horizontally or diagonally will win the game.</w:t>
+      </w:r>
+    </w:p>
+    <w:p>
+      <w:pPr>
+        <w:spacing w:before="120" w:after="0" w:line="360" w:lineRule="auto"/>
+        <w:jc w:val="both"/>
+      </w:pPr>
+    </w:p>
+    <w:p>
+      <w:pPr>
+        <w:spacing w:before="120" w:after="0" w:line="360" w:lineRule="auto"/>
+        <w:jc w:val="both"/>
+      </w:pPr>
+      <w:r>
+        <w:t xml:space="preserve">The goal of the Tic Tac Toe project is to produce a game program that is fun for users; at the same </w:t>
+      </w:r>
+      <w:r>
+        <w:t>time,</w:t>
+      </w:r>
+      <w:r>
+        <w:t xml:space="preserve"> it teaches the person who develops the game how to program since it will require the application of basic programming concepts such as loops, conditional statements, arrays, functions and game logic. The Tic Tac Toe game project will be designed so that both players have an equal chance of winning, when a player has </w:t>
+      </w:r>
+      <w:r>
+        <w:t>won,</w:t>
+      </w:r>
+      <w:r>
+        <w:t xml:space="preserve"> they will be notified and a message will display showing who the winner is.</w:t>
+      </w:r>
+    </w:p>
+    <w:p>
+      <w:pPr>
+        <w:spacing w:before="120" w:after="0" w:line="360" w:lineRule="auto"/>
+        <w:jc w:val="both"/>
+      </w:pPr>
+    </w:p>
+    <w:p>
+      <w:pPr>
+        <w:spacing w:before="120" w:after="0" w:line="360" w:lineRule="auto"/>
+        <w:jc w:val="both"/>
+      </w:pPr>
+      <w:r>
+        <w:t xml:space="preserve">The Tic Tac Toe project can be developed in different programming languages and on different computer systems and will be useful to users of all levels (beginner or advanced) and can be used for instructional purposes. In </w:t>
+      </w:r>
+      <w:r>
+        <w:t>addition,</w:t>
+      </w:r>
+      <w:r>
+        <w:t xml:space="preserve"> the Tic Tac Toe project will help improve problem solving skills, critical thinking skills, and knowledge of software </w:t>
+      </w:r>
+      <w:r>
+        <w:t>development.</w:t>
+      </w:r>
     </w:p>
     <w:p>
       <w:pPr>
@@ -6391,7 +3605,7 @@
                     </pic:cNvPicPr>
                   </pic:nvPicPr>
                   <pic:blipFill rotWithShape="1">
-                    <a:blip r:embed="rId12">
+                    <a:blip r:embed="rId13">
                       <a:extLst>
                         <a:ext uri="{28A0092B-C50C-407E-A947-70E740481C1C}">
                           <a14:useLocalDpi xmlns:a14="http://schemas.microsoft.com/office/drawing/2010/main" val="0"/>
@@ -6796,7 +4010,7 @@
         </w:rPr>
         <w:t>Productivity: Less rework and </w:t>
       </w:r>
-      <w:hyperlink r:id="rId13" w:history="1">
+      <w:hyperlink r:id="rId14" w:history="1">
         <w:r>
           <w:rPr>
             <w:color w:val="FF0000"/>
@@ -7443,7 +4657,7 @@
                     <pic:cNvPicPr/>
                   </pic:nvPicPr>
                   <pic:blipFill>
-                    <a:blip r:embed="rId14">
+                    <a:blip r:embed="rId15">
                       <a:extLst>
                         <a:ext uri="{28A0092B-C50C-407E-A947-70E740481C1C}">
                           <a14:useLocalDpi xmlns:a14="http://schemas.microsoft.com/office/drawing/2010/main" val="0"/>
@@ -8210,7 +5424,7 @@
                           </pic:cNvPicPr>
                         </pic:nvPicPr>
                         <pic:blipFill rotWithShape="1">
-                          <a:blip r:embed="rId15">
+                          <a:blip r:embed="rId16">
                             <a:extLst>
                               <a:ext uri="{28A0092B-C50C-407E-A947-70E740481C1C}">
                                 <a14:useLocalDpi xmlns:a14="http://schemas.microsoft.com/office/drawing/2010/main" val="0"/>
@@ -8273,7 +5487,7 @@
                                   <w:lang w:val="en-US"/>
                                 </w:rPr>
                               </w:pPr>
-                              <w:bookmarkStart w:id="14" w:name="_Toc56929757"/>
+                              <w:bookmarkStart w:id="3" w:name="_Toc56929757"/>
                               <w:r>
                                 <w:rPr>
                                   <w:rFonts w:cs="Times New Roman"/>
@@ -8359,7 +5573,7 @@
                                 </w:rPr>
                                 <w:t>: Software Testing Life Cycle</w:t>
                               </w:r>
-                              <w:bookmarkEnd w:id="14"/>
+                              <w:bookmarkEnd w:id="3"/>
                             </w:p>
                           </w:txbxContent>
                         </wps:txbx>
@@ -8406,7 +5620,7 @@
                             <w:lang w:val="en-US"/>
                           </w:rPr>
                         </w:pPr>
-                        <w:bookmarkStart w:id="15" w:name="_Toc56929757"/>
+                        <w:bookmarkStart w:id="4" w:name="_Toc56929757"/>
                         <w:r>
                           <w:rPr>
                             <w:rFonts w:cs="Times New Roman"/>
@@ -8492,7 +5706,7 @@
                           </w:rPr>
                           <w:t>: Software Testing Life Cycle</w:t>
                         </w:r>
-                        <w:bookmarkEnd w:id="15"/>
+                        <w:bookmarkEnd w:id="4"/>
                       </w:p>
                     </w:txbxContent>
                   </v:textbox>
@@ -8580,7 +5794,6 @@
           <w:bCs/>
           <w:lang w:val="en-US"/>
         </w:rPr>
-        <w:lastRenderedPageBreak/>
         <w:t>Test Planning or Execution</w:t>
       </w:r>
       <w:r>
@@ -8610,6 +5823,7 @@
           <w:rFonts w:cs="Times New Roman"/>
           <w:lang w:val="en-US"/>
         </w:rPr>
+        <w:lastRenderedPageBreak/>
         <w:t xml:space="preserve">Test Case Designing − create the test cases based on </w:t>
       </w:r>
       <w:r>
@@ -8708,14 +5922,14 @@
           <w:lang w:val="en-US"/>
         </w:rPr>
       </w:pPr>
-      <w:bookmarkStart w:id="16" w:name="_Toc57274838"/>
+      <w:bookmarkStart w:id="5" w:name="_Toc57274838"/>
       <w:r>
         <w:rPr>
           <w:lang w:val="en-US"/>
         </w:rPr>
         <w:t>EXAMPLE OF A TEST CASE,</w:t>
       </w:r>
-      <w:bookmarkEnd w:id="16"/>
+      <w:bookmarkEnd w:id="5"/>
       <w:r>
         <w:rPr>
           <w:lang w:val="en-US"/>
@@ -8929,7 +6143,7 @@
                     </pic:cNvPicPr>
                   </pic:nvPicPr>
                   <pic:blipFill>
-                    <a:blip r:embed="rId16">
+                    <a:blip r:embed="rId17">
                       <a:extLst>
                         <a:ext uri="{28A0092B-C50C-407E-A947-70E740481C1C}">
                           <a14:useLocalDpi xmlns:a14="http://schemas.microsoft.com/office/drawing/2010/main" val="0"/>
@@ -9017,7 +6231,7 @@
                                 <w:lang w:val="en-US"/>
                               </w:rPr>
                             </w:pPr>
-                            <w:bookmarkStart w:id="17" w:name="_Toc56929758"/>
+                            <w:bookmarkStart w:id="6" w:name="_Toc56929758"/>
                             <w:r>
                               <w:rPr>
                                 <w:rFonts w:cs="Times New Roman"/>
@@ -9103,7 +6317,7 @@
                               </w:rPr>
                               <w:t>: Test Case using Matrix</w:t>
                             </w:r>
-                            <w:bookmarkEnd w:id="17"/>
+                            <w:bookmarkEnd w:id="6"/>
                           </w:p>
                         </w:txbxContent>
                       </wps:txbx>
@@ -9138,7 +6352,7 @@
                           <w:lang w:val="en-US"/>
                         </w:rPr>
                       </w:pPr>
-                      <w:bookmarkStart w:id="18" w:name="_Toc56929758"/>
+                      <w:bookmarkStart w:id="7" w:name="_Toc56929758"/>
                       <w:r>
                         <w:rPr>
                           <w:rFonts w:cs="Times New Roman"/>
@@ -9224,7 +6438,7 @@
                         </w:rPr>
                         <w:t>: Test Case using Matrix</w:t>
                       </w:r>
-                      <w:bookmarkEnd w:id="18"/>
+                      <w:bookmarkEnd w:id="7"/>
                     </w:p>
                   </w:txbxContent>
                 </v:textbox>
@@ -9252,12 +6466,11 @@
         <w:spacing w:line="360" w:lineRule="auto"/>
         <w:ind w:left="360"/>
       </w:pPr>
-      <w:bookmarkStart w:id="19" w:name="_Toc57274839"/>
-      <w:r>
-        <w:lastRenderedPageBreak/>
+      <w:bookmarkStart w:id="8" w:name="_Toc57274839"/>
+      <w:r>
         <w:t>A Test Matrix with Tested modules or Requirement Traceability Matrix</w:t>
       </w:r>
-      <w:bookmarkEnd w:id="19"/>
+      <w:bookmarkEnd w:id="8"/>
     </w:p>
     <w:p>
       <w:pPr>
@@ -9303,6 +6516,7 @@
           <w:szCs w:val="24"/>
           <w:shd w:val="clear" w:color="auto" w:fill="FFFFFF"/>
         </w:rPr>
+        <w:lastRenderedPageBreak/>
         <w:t>It collects all requirements addressed by the client or the requirement analysts and requirement traceability in a single document, delivered at the conclusion of the Software development life cycle.</w:t>
       </w:r>
     </w:p>
@@ -9853,7 +7067,6 @@
           <w:noProof/>
           <w:lang w:val="en-US"/>
         </w:rPr>
-        <w:lastRenderedPageBreak/>
         <w:drawing>
           <wp:inline distT="0" distB="0" distL="0" distR="0" wp14:anchorId="69C8A1A5" wp14:editId="31CC3CF4">
             <wp:extent cx="4619626" cy="2686050"/>
@@ -9870,11 +7083,11 @@
                     <pic:cNvPicPr/>
                   </pic:nvPicPr>
                   <pic:blipFill>
-                    <a:blip r:embed="rId17">
+                    <a:blip r:embed="rId18">
                       <a:extLst>
                         <a:ext uri="{BEBA8EAE-BF5A-486C-A8C5-ECC9F3942E4B}">
                           <a14:imgProps xmlns:a14="http://schemas.microsoft.com/office/drawing/2010/main">
-                            <a14:imgLayer r:embed="rId18">
+                            <a14:imgLayer r:embed="rId19">
                               <a14:imgEffect>
                                 <a14:backgroundRemoval t="8511" b="91135" l="4330" r="95464">
                                   <a14:foregroundMark x1="11753" y1="40780" x2="11753" y2="40780"/>
@@ -9984,6 +7197,7 @@
                 <w:szCs w:val="24"/>
                 <w:shd w:val="clear" w:color="auto" w:fill="FFFFFF" w:themeFill="background1"/>
               </w:rPr>
+              <w:lastRenderedPageBreak/>
               <w:t>No</w:t>
             </w:r>
             <w:r>
@@ -11079,12 +8293,12 @@
       </w:pPr>
     </w:p>
     <w:sectPr>
-      <w:headerReference w:type="even" r:id="rId19"/>
-      <w:headerReference w:type="default" r:id="rId20"/>
-      <w:footerReference w:type="even" r:id="rId21"/>
-      <w:footerReference w:type="default" r:id="rId22"/>
-      <w:headerReference w:type="first" r:id="rId23"/>
-      <w:footerReference w:type="first" r:id="rId24"/>
+      <w:headerReference w:type="even" r:id="rId20"/>
+      <w:headerReference w:type="default" r:id="rId21"/>
+      <w:footerReference w:type="even" r:id="rId22"/>
+      <w:footerReference w:type="default" r:id="rId23"/>
+      <w:headerReference w:type="first" r:id="rId24"/>
+      <w:footerReference w:type="first" r:id="rId25"/>
       <w:pgSz w:w="11906" w:h="16838" w:code="9"/>
       <w:pgMar w:top="1440" w:right="1440" w:bottom="1440" w:left="2160" w:header="720" w:footer="720" w:gutter="0"/>
       <w:cols w:space="720"/>
@@ -14178,6 +11392,7 @@
     <w:rsid w:val="003334DA"/>
     <w:rsid w:val="0035202E"/>
     <w:rsid w:val="005047B6"/>
+    <w:rsid w:val="00551944"/>
     <w:rsid w:val="00586AAF"/>
     <w:rsid w:val="005A53D4"/>
     <w:rsid w:val="00632E6A"/>
@@ -14187,6 +11402,7 @@
     <w:rsid w:val="00C86294"/>
     <w:rsid w:val="00DD3B45"/>
     <w:rsid w:val="00DF390D"/>
+    <w:rsid w:val="00E20FEA"/>
     <w:rsid w:val="00F530A9"/>
     <w:rsid w:val="00F97161"/>
   </w:rsids>
@@ -14960,15 +12176,6 @@
 </file>
 
 <file path=customXml/item1.xml><?xml version="1.0" encoding="utf-8"?>
-<?mso-contentType ?>
-<FormTemplates xmlns="http://schemas.microsoft.com/sharepoint/v3/contenttype/forms">
-  <Display>DocumentLibraryForm</Display>
-  <Edit>DocumentLibraryForm</Edit>
-  <New>DocumentLibraryForm</New>
-</FormTemplates>
-</file>
-
-<file path=customXml/item2.xml><?xml version="1.0" encoding="utf-8"?>
 <ct:contentTypeSchema xmlns:ct="http://schemas.microsoft.com/office/2006/metadata/contentType" xmlns:ma="http://schemas.microsoft.com/office/2006/metadata/properties/metaAttributes" ct:_="" ma:_="" ma:contentTypeName="Document" ma:contentTypeID="0x01010021A59588BC0053418FC88F40861DA871" ma:contentTypeVersion="10" ma:contentTypeDescription="Create a new document." ma:contentTypeScope="" ma:versionID="3673c1cf7550c71788a22a838bb0d9c0">
   <xsd:schema xmlns:xsd="http://www.w3.org/2001/XMLSchema" xmlns:xs="http://www.w3.org/2001/XMLSchema" xmlns:p="http://schemas.microsoft.com/office/2006/metadata/properties" xmlns:ns2="22f4eba5-1bf1-421f-a001-fd7acca9760c" targetNamespace="http://schemas.microsoft.com/office/2006/metadata/properties" ma:root="true" ma:fieldsID="ac330b6bfa0f539d41f40e8181b11b47" ns2:_="">
     <xsd:import namespace="22f4eba5-1bf1-421f-a001-fd7acca9760c"/>
@@ -15152,21 +12359,26 @@
 </ct:contentTypeSchema>
 </file>
 
+<file path=customXml/item2.xml><?xml version="1.0" encoding="utf-8"?>
+<?mso-contentType ?>
+<FormTemplates xmlns="http://schemas.microsoft.com/sharepoint/v3/contenttype/forms">
+  <Display>DocumentLibraryForm</Display>
+  <Edit>DocumentLibraryForm</Edit>
+  <New>DocumentLibraryForm</New>
+</FormTemplates>
+</file>
+
 <file path=customXml/item3.xml><?xml version="1.0" encoding="utf-8"?>
 <p:properties xmlns:p="http://schemas.microsoft.com/office/2006/metadata/properties" xmlns:xsi="http://www.w3.org/2001/XMLSchema-instance" xmlns:pc="http://schemas.microsoft.com/office/infopath/2007/PartnerControls">
   <documentManagement/>
 </p:properties>
 </file>
 
-<file path=customXml/itemProps1.xml><?xml version="1.0" encoding="utf-8"?>
-<ds:datastoreItem xmlns:ds="http://schemas.openxmlformats.org/officeDocument/2006/customXml" ds:itemID="{56C44748-5791-4773-80AF-F953C3055353}">
-  <ds:schemaRefs>
-    <ds:schemaRef ds:uri="http://schemas.microsoft.com/sharepoint/v3/contenttype/forms"/>
-  </ds:schemaRefs>
-</ds:datastoreItem>
+<file path=customXml/item4.xml><?xml version="1.0" encoding="utf-8"?>
+<b:Sources xmlns:b="http://schemas.openxmlformats.org/officeDocument/2006/bibliography" xmlns="http://schemas.openxmlformats.org/officeDocument/2006/bibliography" SelectedStyle="\APASixthEditionOfficeOnline.xsl" StyleName="APA" Version="6"/>
 </file>
 
-<file path=customXml/itemProps2.xml><?xml version="1.0" encoding="utf-8"?>
+<file path=customXml/itemProps1.xml><?xml version="1.0" encoding="utf-8"?>
 <ds:datastoreItem xmlns:ds="http://schemas.openxmlformats.org/officeDocument/2006/customXml" ds:itemID="{65E5B5D4-677A-455F-8552-96943537CE77}">
   <ds:schemaRefs>
     <ds:schemaRef ds:uri="http://schemas.microsoft.com/office/2006/metadata/contentType"/>
@@ -15184,6 +12396,14 @@
 </ds:datastoreItem>
 </file>
 
+<file path=customXml/itemProps2.xml><?xml version="1.0" encoding="utf-8"?>
+<ds:datastoreItem xmlns:ds="http://schemas.openxmlformats.org/officeDocument/2006/customXml" ds:itemID="{56C44748-5791-4773-80AF-F953C3055353}">
+  <ds:schemaRefs>
+    <ds:schemaRef ds:uri="http://schemas.microsoft.com/sharepoint/v3/contenttype/forms"/>
+  </ds:schemaRefs>
+</ds:datastoreItem>
+</file>
+
 <file path=customXml/itemProps3.xml><?xml version="1.0" encoding="utf-8"?>
 <ds:datastoreItem xmlns:ds="http://schemas.openxmlformats.org/officeDocument/2006/customXml" ds:itemID="{279A32A1-94B8-4C38-AF26-42DBFF0B0D86}">
   <ds:schemaRefs>
@@ -15191,4 +12411,12 @@
     <ds:schemaRef ds:uri="http://schemas.microsoft.com/office/infopath/2007/PartnerControls"/>
   </ds:schemaRefs>
 </ds:datastoreItem>
+</file>
+
+<file path=customXml/itemProps4.xml><?xml version="1.0" encoding="utf-8"?>
+<ds:datastoreItem xmlns:ds="http://schemas.openxmlformats.org/officeDocument/2006/customXml" ds:itemID="{261EE79A-C63F-40DC-BBAD-93E6FE815BF6}">
+  <ds:schemaRefs>
+    <ds:schemaRef ds:uri="http://schemas.openxmlformats.org/officeDocument/2006/bibliography"/>
+  </ds:schemaRefs>
+</ds:datastoreItem>
 </file>
--- a/Scripts/documentation.docx
+++ b/Scripts/documentation.docx
@@ -995,7 +995,7 @@
           <w:noProof/>
           <w:szCs w:val="24"/>
         </w:rPr>
-        <w:t>10/05/2026</w:t>
+        <w:t>08/07/2026</w:t>
       </w:r>
       <w:r>
         <w:rPr>
@@ -1069,54 +1069,57 @@
       <w:pPr>
         <w:spacing w:before="120" w:after="0" w:line="360" w:lineRule="auto"/>
         <w:jc w:val="both"/>
-      </w:pPr>
-      <w:r>
-        <w:t xml:space="preserve">The satisfaction that accompanies after the successful completion of any task will be incomplete without mentioning the people whose ceaseless and relentless cooperation, constant guidance and encouragement made this project possible. </w:t>
-      </w:r>
-    </w:p>
-    <w:p>
-      <w:pPr>
-        <w:spacing w:before="120" w:after="120" w:line="360" w:lineRule="auto"/>
-        <w:jc w:val="both"/>
-      </w:pPr>
-      <w:r>
-        <w:t xml:space="preserve">We are grateful to our project supervisor </w:t>
-      </w:r>
-      <w:r>
-        <w:rPr>
-          <w:b/>
-          <w:bCs/>
-        </w:rPr>
-        <w:t xml:space="preserve">Mr </w:t>
-      </w:r>
-      <w:r>
-        <w:rPr>
-          <w:b/>
-          <w:bCs/>
-        </w:rPr>
-        <w:t>Arpan Pokhrel</w:t>
-      </w:r>
-      <w:r>
-        <w:t xml:space="preserve">, our faculty teacher </w:t>
-      </w:r>
-      <w:r>
-        <w:rPr>
-          <w:b/>
-          <w:bCs/>
-        </w:rPr>
-        <w:t>Mr. Ramesh Chalise,</w:t>
-      </w:r>
-      <w:r>
-        <w:t xml:space="preserve"> for the guidance, inspiration and constructive suggestions that helped us in the preparation of this project.</w:t>
+        <w:rPr>
+          <w:lang w:val="en-US"/>
+        </w:rPr>
+      </w:pPr>
+      <w:r>
+        <w:rPr>
+          <w:lang w:val="en-US"/>
+        </w:rPr>
+        <w:t>The satisfaction that accompanies after the successful completion of any task will be incomplete without mentioning the people whose ceaseless and relentless cooperation, constant guidance and encouragement made this project possible.</w:t>
       </w:r>
     </w:p>
     <w:p>
       <w:pPr>
         <w:spacing w:before="120" w:after="0" w:line="360" w:lineRule="auto"/>
         <w:jc w:val="both"/>
-      </w:pPr>
-      <w:r>
-        <w:t xml:space="preserve">We are also appreciative among each other and have understood that teamwork, the designation of the task per the skillset one portrays, constant synchronisation and monitoring of progress and instilling new knowledge and skill is imperative for the success of any given work. </w:t>
+        <w:rPr>
+          <w:lang w:val="en-US"/>
+        </w:rPr>
+      </w:pPr>
+      <w:r>
+        <w:rPr>
+          <w:lang w:val="en-US"/>
+        </w:rPr>
+        <w:t>We are grateful to our project supervisor [Supervisor Name], our faculty teacher [Faculty Name], for the guidance, inspiration and constructive suggestions that helped us in the preparation of this project.</w:t>
+      </w:r>
+    </w:p>
+    <w:p>
+      <w:pPr>
+        <w:spacing w:before="120" w:after="0" w:line="360" w:lineRule="auto"/>
+        <w:jc w:val="both"/>
+        <w:rPr>
+          <w:lang w:val="en-US"/>
+        </w:rPr>
+      </w:pPr>
+      <w:r>
+        <w:rPr>
+          <w:lang w:val="en-US"/>
+        </w:rPr>
+        <w:t xml:space="preserve">We are also appreciative among each other and have understood that teamwork, the designation of the task per the skillset one portrays, constant </w:t>
+      </w:r>
+      <w:r>
+        <w:rPr>
+          <w:lang w:val="en-US"/>
+        </w:rPr>
+        <w:t>synchronization</w:t>
+      </w:r>
+      <w:r>
+        <w:rPr>
+          <w:lang w:val="en-US"/>
+        </w:rPr>
+        <w:t xml:space="preserve"> and monitoring of progress and instilling new knowledge and skill is imperative for the success of any given work.</w:t>
       </w:r>
     </w:p>
     <w:p>
@@ -2899,68 +2902,83 @@
     </w:p>
     <w:p>
       <w:pPr>
-        <w:spacing w:before="120" w:after="0" w:line="360" w:lineRule="auto"/>
-        <w:jc w:val="both"/>
-      </w:pPr>
-      <w:r>
-        <w:t xml:space="preserve">The Tic Tac Toe game project will be a simple and interactive way to teach basic programming concepts, logical thinking, and interacting with the user. The Tic Tac Toe game is a </w:t>
-      </w:r>
-      <w:r>
-        <w:t>2-player</w:t>
-      </w:r>
-      <w:r>
-        <w:t xml:space="preserve"> game played on a 3 by 3 square grid. Each player takes their turn placing either an 'X' or an 'O' in one of the empty squares on the grid. The first player that has three of their respective letters lined up vertically, horizontally or diagonally will win the game.</w:t>
-      </w:r>
-    </w:p>
-    <w:p>
-      <w:pPr>
-        <w:spacing w:before="120" w:after="0" w:line="360" w:lineRule="auto"/>
-        <w:jc w:val="both"/>
-      </w:pPr>
-    </w:p>
-    <w:p>
-      <w:pPr>
-        <w:spacing w:before="120" w:after="0" w:line="360" w:lineRule="auto"/>
-        <w:jc w:val="both"/>
-      </w:pPr>
-      <w:r>
-        <w:t xml:space="preserve">The goal of the Tic Tac Toe project is to produce a game program that is fun for users; at the same </w:t>
-      </w:r>
-      <w:r>
-        <w:t>time,</w:t>
-      </w:r>
-      <w:r>
-        <w:t xml:space="preserve"> it teaches the person who develops the game how to program since it will require the application of basic programming concepts such as loops, conditional statements, arrays, functions and game logic. The Tic Tac Toe game project will be designed so that both players have an equal chance of winning, when a player has </w:t>
-      </w:r>
-      <w:r>
-        <w:t>won,</w:t>
-      </w:r>
-      <w:r>
-        <w:t xml:space="preserve"> they will be notified and a message will display showing who the winner is.</w:t>
-      </w:r>
-    </w:p>
-    <w:p>
-      <w:pPr>
-        <w:spacing w:before="120" w:after="0" w:line="360" w:lineRule="auto"/>
-        <w:jc w:val="both"/>
-      </w:pPr>
-    </w:p>
-    <w:p>
-      <w:pPr>
-        <w:spacing w:before="120" w:after="0" w:line="360" w:lineRule="auto"/>
-        <w:jc w:val="both"/>
-      </w:pPr>
-      <w:r>
-        <w:t xml:space="preserve">The Tic Tac Toe project can be developed in different programming languages and on different computer systems and will be useful to users of all levels (beginner or advanced) and can be used for instructional purposes. In </w:t>
-      </w:r>
-      <w:r>
-        <w:t>addition,</w:t>
-      </w:r>
-      <w:r>
-        <w:t xml:space="preserve"> the Tic Tac Toe project will help improve problem solving skills, critical thinking skills, and knowledge of software </w:t>
-      </w:r>
-      <w:r>
-        <w:t>development.</w:t>
+        <w:spacing w:after="0" w:line="360" w:lineRule="auto"/>
+        <w:jc w:val="both"/>
+      </w:pPr>
+      <w:r>
+        <w:t xml:space="preserve">The Tic Tac Toe Game is a classic two-player strategy game built using the C programming language with the </w:t>
+      </w:r>
+      <w:proofErr w:type="spellStart"/>
+      <w:r>
+        <w:t>Raylib</w:t>
+      </w:r>
+      <w:proofErr w:type="spellEnd"/>
+      <w:r>
+        <w:t xml:space="preserve"> graphics library. The primary purpose of this project is to create an interactive, graphical version of the traditional Tic Tac Toe game that includes user authentication and match statistics tracking. This system transforms a simple pen-and-paper game into a digital experience with a complete login/signup system, a visually appealing game board, and a persistent match history feature.</w:t>
+      </w:r>
+    </w:p>
+    <w:p>
+      <w:pPr>
+        <w:spacing w:after="0" w:line="360" w:lineRule="auto"/>
+        <w:jc w:val="both"/>
+      </w:pPr>
+      <w:r>
+        <w:t xml:space="preserve">This project was developed as part of the BCA curriculum to demonstrate practical programming skills in C, including graphical interface development using </w:t>
+      </w:r>
+      <w:proofErr w:type="spellStart"/>
+      <w:r>
+        <w:t>Raylib</w:t>
+      </w:r>
+      <w:proofErr w:type="spellEnd"/>
+      <w:r>
+        <w:t>, file handling for user data and game statistics, and modular programming through header files and separate compilation units.</w:t>
+      </w:r>
+    </w:p>
+    <w:p>
+      <w:pPr>
+        <w:spacing w:after="0" w:line="360" w:lineRule="auto"/>
+        <w:jc w:val="both"/>
+      </w:pPr>
+      <w:r>
+        <w:t xml:space="preserve">The application features three main screens: a </w:t>
+      </w:r>
+      <w:r>
+        <w:t>Sign-Up</w:t>
+      </w:r>
+      <w:r>
+        <w:t xml:space="preserve"> screen for new users to create accounts, a Login screen for returning users to authenticate, and the Game screen where two players can compete in Tic Tac Toe matches. The game also includes a Statistics Overlay that displays the complete match history with win/loss/draw records for both players.</w:t>
+      </w:r>
+    </w:p>
+    <w:p>
+      <w:pPr>
+        <w:spacing w:after="0" w:line="360" w:lineRule="auto"/>
+        <w:jc w:val="both"/>
+      </w:pPr>
+      <w:r>
+        <w:t xml:space="preserve">For our project, the work was divided among team members from the beginning. Documentation and coding </w:t>
+      </w:r>
+      <w:r>
+        <w:t>were</w:t>
+      </w:r>
+      <w:r>
+        <w:t xml:space="preserve"> shared among all members. [Describe specific division of work here — who did what module].</w:t>
+      </w:r>
+    </w:p>
+    <w:p>
+      <w:pPr>
+        <w:spacing w:after="0" w:line="360" w:lineRule="auto"/>
+        <w:jc w:val="both"/>
+      </w:pPr>
+      <w:r>
+        <w:t xml:space="preserve">While developing this project, we learned about graphical programming with </w:t>
+      </w:r>
+      <w:proofErr w:type="spellStart"/>
+      <w:r>
+        <w:t>Raylib</w:t>
+      </w:r>
+      <w:proofErr w:type="spellEnd"/>
+      <w:r>
+        <w:t>, file I/O operations for data persistence, and modular code organization in C. The game runs at 60 FPS in an 800×600 window, providing a smooth and responsive user experience.</w:t>
       </w:r>
     </w:p>
     <w:p>
@@ -2976,6 +2994,9 @@
           <w:u w:val="single"/>
         </w:rPr>
       </w:pPr>
+      <w:r>
+        <w:t>Going digital with a classic game like Tic Tac Toe demonstrates how even simple applications benefit from computerization — persistent score tracking, user accounts, and a visual interface enhance the experience far beyond the traditional pen-and-paper version.</w:t>
+      </w:r>
       <w:r>
         <w:rPr>
           <w:i/>
@@ -5922,14 +5943,14 @@
           <w:lang w:val="en-US"/>
         </w:rPr>
       </w:pPr>
-      <w:bookmarkStart w:id="5" w:name="_Toc57274838"/>
+      <w:bookmarkStart w:id="4" w:name="_Toc57274838"/>
       <w:r>
         <w:rPr>
           <w:lang w:val="en-US"/>
         </w:rPr>
         <w:t>EXAMPLE OF A TEST CASE,</w:t>
       </w:r>
-      <w:bookmarkEnd w:id="5"/>
+      <w:bookmarkEnd w:id="4"/>
       <w:r>
         <w:rPr>
           <w:lang w:val="en-US"/>
@@ -6231,7 +6252,7 @@
                                 <w:lang w:val="en-US"/>
                               </w:rPr>
                             </w:pPr>
-                            <w:bookmarkStart w:id="6" w:name="_Toc56929758"/>
+                            <w:bookmarkStart w:id="5" w:name="_Toc56929758"/>
                             <w:r>
                               <w:rPr>
                                 <w:rFonts w:cs="Times New Roman"/>
@@ -6317,7 +6338,7 @@
                               </w:rPr>
                               <w:t>: Test Case using Matrix</w:t>
                             </w:r>
-                            <w:bookmarkEnd w:id="6"/>
+                            <w:bookmarkEnd w:id="5"/>
                           </w:p>
                         </w:txbxContent>
                       </wps:txbx>
@@ -6466,11 +6487,11 @@
         <w:spacing w:line="360" w:lineRule="auto"/>
         <w:ind w:left="360"/>
       </w:pPr>
-      <w:bookmarkStart w:id="8" w:name="_Toc57274839"/>
+      <w:bookmarkStart w:id="6" w:name="_Toc57274839"/>
       <w:r>
         <w:t>A Test Matrix with Tested modules or Requirement Traceability Matrix</w:t>
       </w:r>
-      <w:bookmarkEnd w:id="8"/>
+      <w:bookmarkEnd w:id="6"/>
     </w:p>
     <w:p>
       <w:pPr>
@@ -8153,6 +8174,9 @@
       </w:r>
     </w:p>
     <w:p>
+      <w:pPr>
+        <w:spacing w:line="360" w:lineRule="auto"/>
+      </w:pPr>
       <w:r>
         <w:br w:type="page"/>
       </w:r>
@@ -8210,6 +8234,9 @@
       </w:r>
     </w:p>
     <w:p>
+      <w:pPr>
+        <w:spacing w:line="360" w:lineRule="auto"/>
+      </w:pPr>
       <w:r>
         <w:br w:type="page"/>
       </w:r>
@@ -8217,6 +8244,7 @@
     <w:p>
       <w:pPr>
         <w:pStyle w:val="Heading2"/>
+        <w:spacing w:line="360" w:lineRule="auto"/>
       </w:pPr>
       <w:r>
         <w:lastRenderedPageBreak/>
@@ -10796,7 +10824,6 @@
   <w:style w:type="character" w:default="1" w:styleId="DefaultParagraphFont">
     <w:name w:val="Default Paragraph Font"/>
     <w:uiPriority w:val="1"/>
-    <w:semiHidden/>
     <w:unhideWhenUsed/>
   </w:style>
   <w:style w:type="table" w:default="1" w:styleId="TableNormal">
@@ -11340,7 +11367,7 @@
     <w:charset w:val="00"/>
     <w:family w:val="swiss"/>
     <w:pitch w:val="variable"/>
-    <w:sig w:usb0="E4002EFF" w:usb1="C200247B" w:usb2="00000009" w:usb3="00000000" w:csb0="000001FF" w:csb1="00000000"/>
+    <w:sig w:usb0="E4002EFF" w:usb1="C200ACFF" w:usb2="00000009" w:usb3="00000000" w:csb0="000001FF" w:csb1="00000000"/>
   </w:font>
   <w:font w:name="Tahoma">
     <w:panose1 w:val="020B0604030504040204"/>
@@ -11389,6 +11416,7 @@
     <w:rsid w:val="000F3C26"/>
     <w:rsid w:val="001300FF"/>
     <w:rsid w:val="001B1BB0"/>
+    <w:rsid w:val="003210FF"/>
     <w:rsid w:val="003334DA"/>
     <w:rsid w:val="0035202E"/>
     <w:rsid w:val="005047B6"/>
@@ -11397,6 +11425,8 @@
     <w:rsid w:val="005A53D4"/>
     <w:rsid w:val="00632E6A"/>
     <w:rsid w:val="00743365"/>
+    <w:rsid w:val="00910C7E"/>
+    <w:rsid w:val="00A62D5C"/>
     <w:rsid w:val="00C4473B"/>
     <w:rsid w:val="00C52C8B"/>
     <w:rsid w:val="00C86294"/>
@@ -12176,6 +12206,10 @@
 </file>
 
 <file path=customXml/item1.xml><?xml version="1.0" encoding="utf-8"?>
+<b:Sources xmlns:b="http://schemas.openxmlformats.org/officeDocument/2006/bibliography" xmlns="http://schemas.openxmlformats.org/officeDocument/2006/bibliography" SelectedStyle="\APASixthEditionOfficeOnline.xsl" StyleName="APA" Version="6"/>
+</file>
+
+<file path=customXml/item2.xml><?xml version="1.0" encoding="utf-8"?>
 <ct:contentTypeSchema xmlns:ct="http://schemas.microsoft.com/office/2006/metadata/contentType" xmlns:ma="http://schemas.microsoft.com/office/2006/metadata/properties/metaAttributes" ct:_="" ma:_="" ma:contentTypeName="Document" ma:contentTypeID="0x01010021A59588BC0053418FC88F40861DA871" ma:contentTypeVersion="10" ma:contentTypeDescription="Create a new document." ma:contentTypeScope="" ma:versionID="3673c1cf7550c71788a22a838bb0d9c0">
   <xsd:schema xmlns:xsd="http://www.w3.org/2001/XMLSchema" xmlns:xs="http://www.w3.org/2001/XMLSchema" xmlns:p="http://schemas.microsoft.com/office/2006/metadata/properties" xmlns:ns2="22f4eba5-1bf1-421f-a001-fd7acca9760c" targetNamespace="http://schemas.microsoft.com/office/2006/metadata/properties" ma:root="true" ma:fieldsID="ac330b6bfa0f539d41f40e8181b11b47" ns2:_="">
     <xsd:import namespace="22f4eba5-1bf1-421f-a001-fd7acca9760c"/>
@@ -12359,7 +12393,7 @@
 </ct:contentTypeSchema>
 </file>
 
-<file path=customXml/item2.xml><?xml version="1.0" encoding="utf-8"?>
+<file path=customXml/item3.xml><?xml version="1.0" encoding="utf-8"?>
 <?mso-contentType ?>
 <FormTemplates xmlns="http://schemas.microsoft.com/sharepoint/v3/contenttype/forms">
   <Display>DocumentLibraryForm</Display>
@@ -12368,17 +12402,21 @@
 </FormTemplates>
 </file>
 
-<file path=customXml/item3.xml><?xml version="1.0" encoding="utf-8"?>
+<file path=customXml/item4.xml><?xml version="1.0" encoding="utf-8"?>
 <p:properties xmlns:p="http://schemas.microsoft.com/office/2006/metadata/properties" xmlns:xsi="http://www.w3.org/2001/XMLSchema-instance" xmlns:pc="http://schemas.microsoft.com/office/infopath/2007/PartnerControls">
   <documentManagement/>
 </p:properties>
 </file>
 
-<file path=customXml/item4.xml><?xml version="1.0" encoding="utf-8"?>
-<b:Sources xmlns:b="http://schemas.openxmlformats.org/officeDocument/2006/bibliography" xmlns="http://schemas.openxmlformats.org/officeDocument/2006/bibliography" SelectedStyle="\APASixthEditionOfficeOnline.xsl" StyleName="APA" Version="6"/>
+<file path=customXml/itemProps1.xml><?xml version="1.0" encoding="utf-8"?>
+<ds:datastoreItem xmlns:ds="http://schemas.openxmlformats.org/officeDocument/2006/customXml" ds:itemID="{261EE79A-C63F-40DC-BBAD-93E6FE815BF6}">
+  <ds:schemaRefs>
+    <ds:schemaRef ds:uri="http://schemas.openxmlformats.org/officeDocument/2006/bibliography"/>
+  </ds:schemaRefs>
+</ds:datastoreItem>
 </file>
 
-<file path=customXml/itemProps1.xml><?xml version="1.0" encoding="utf-8"?>
+<file path=customXml/itemProps2.xml><?xml version="1.0" encoding="utf-8"?>
 <ds:datastoreItem xmlns:ds="http://schemas.openxmlformats.org/officeDocument/2006/customXml" ds:itemID="{65E5B5D4-677A-455F-8552-96943537CE77}">
   <ds:schemaRefs>
     <ds:schemaRef ds:uri="http://schemas.microsoft.com/office/2006/metadata/contentType"/>
@@ -12396,7 +12434,7 @@
 </ds:datastoreItem>
 </file>
 
-<file path=customXml/itemProps2.xml><?xml version="1.0" encoding="utf-8"?>
+<file path=customXml/itemProps3.xml><?xml version="1.0" encoding="utf-8"?>
 <ds:datastoreItem xmlns:ds="http://schemas.openxmlformats.org/officeDocument/2006/customXml" ds:itemID="{56C44748-5791-4773-80AF-F953C3055353}">
   <ds:schemaRefs>
     <ds:schemaRef ds:uri="http://schemas.microsoft.com/sharepoint/v3/contenttype/forms"/>
@@ -12404,19 +12442,11 @@
 </ds:datastoreItem>
 </file>
 
-<file path=customXml/itemProps3.xml><?xml version="1.0" encoding="utf-8"?>
+<file path=customXml/itemProps4.xml><?xml version="1.0" encoding="utf-8"?>
 <ds:datastoreItem xmlns:ds="http://schemas.openxmlformats.org/officeDocument/2006/customXml" ds:itemID="{279A32A1-94B8-4C38-AF26-42DBFF0B0D86}">
   <ds:schemaRefs>
     <ds:schemaRef ds:uri="http://schemas.microsoft.com/office/2006/metadata/properties"/>
     <ds:schemaRef ds:uri="http://schemas.microsoft.com/office/infopath/2007/PartnerControls"/>
   </ds:schemaRefs>
 </ds:datastoreItem>
-</file>
-
-<file path=customXml/itemProps4.xml><?xml version="1.0" encoding="utf-8"?>
-<ds:datastoreItem xmlns:ds="http://schemas.openxmlformats.org/officeDocument/2006/customXml" ds:itemID="{261EE79A-C63F-40DC-BBAD-93E6FE815BF6}">
-  <ds:schemaRefs>
-    <ds:schemaRef ds:uri="http://schemas.openxmlformats.org/officeDocument/2006/bibliography"/>
-  </ds:schemaRefs>
-</ds:datastoreItem>
 </file>